--- a/fiction/notes/concepts/concepts_psionics-revised-intro_20250801-1358.docx
+++ b/fiction/notes/concepts/concepts_psionics-revised-intro_20250801-1358.docx
@@ -4,13 +4,17 @@
   <w:body>
     <w:p>
       <w:pPr>
-        <w:spacing w:after="0" w:line="276" w:lineRule="auto"/>
-        <w:rPr>
+        <w:spacing w:after="0"/>
+        <w:rPr>
+          <w:rFonts w:ascii="Montserrat" w:hAnsi="Montserrat"/>
+          <w:sz w:val="24"/>
           <w:szCs w:val="20"/>
         </w:rPr>
       </w:pPr>
       <w:r>
         <w:rPr>
+          <w:rFonts w:ascii="Montserrat" w:hAnsi="Montserrat"/>
+          <w:sz w:val="24"/>
           <w:szCs w:val="20"/>
         </w:rPr>
         <w:t>PSIONICS</w:t>
@@ -18,936 +22,425 @@
     </w:p>
     <w:p>
       <w:pPr>
-        <w:spacing w:after="0" w:line="276" w:lineRule="auto"/>
+        <w:spacing w:after="0"/>
+        <w:rPr>
+          <w:rFonts w:ascii="Montserrat" w:hAnsi="Montserrat"/>
+          <w:sz w:val="24"/>
+        </w:rPr>
       </w:pPr>
       <w:r>
-        <w:t xml:space="preserve">Power manifests in innumerable ways, and psychic abilities are among the strangest and most unsettling. The mind serves as the focal point of our existence; a medium we take for granted, as essential and fundamental as space and time. It gives us the powers of attention, to grasp reality, and will, to act within it. It pulls the world into us and puts us, within our bodies, into the world. In it, we can create our own worlds and different versions of ourselves. It connects us to realms as abstract as the physical world seems manifest. It silently assures us of the existence of our souls and provides us with a spiritual existence as personal and real as our physical lives. We live as much in dreams and nightmares as we do in our waking world. The perspective our minds inherit from our bodies place </w:t>
-      </w:r>
-      <w:proofErr w:type="gramStart"/>
-      <w:r>
-        <w:t>us in reality, but</w:t>
-      </w:r>
-      <w:proofErr w:type="gramEnd"/>
-      <w:r>
-        <w:t xml:space="preserve"> realization occurs only in the mind. That power shapes reality far more than we can account for, and possessing that power, we cannot help but wonder if it might be bending reality to our will upon occasion. A mind </w:t>
-      </w:r>
-      <w:r>
-        <w:rPr>
+        <w:rPr>
+          <w:rFonts w:ascii="Montserrat" w:hAnsi="Montserrat"/>
+          <w:sz w:val="24"/>
+        </w:rPr>
+        <w:t xml:space="preserve">Power manifests in innumerable ways, and psychic abilities are among the strangest and most unsettling. The mind serves as the focal point of our existence; a medium we take for granted, as essential and fundamental as space and time. It gives us the powers of attention, to grasp reality, and will, to act within it. It pulls the world into us and puts us, within our bodies, into the world. In it, we can create our own worlds and different versions of ourselves. It connects us to realms as abstract as the physical world seems manifest. It silently assures us of the existence of our souls and provides us with a spiritual existence as personal and real as our physical lives. We live as much in dreams and nightmares as we do in our waking world. The perspective our minds inherit from our bodies place us in reality, but realization occurs only in the mind. That power shapes reality far more than we can account for, and possessing that power, we cannot help but wonder if it might be bending reality to our will upon occasion. A mind </w:t>
+      </w:r>
+      <w:r>
+        <w:rPr>
+          <w:rFonts w:ascii="Montserrat" w:hAnsi="Montserrat"/>
           <w:i/>
           <w:iCs/>
+          <w:sz w:val="24"/>
         </w:rPr>
         <w:t>can</w:t>
       </w:r>
       <w:r>
+        <w:rPr>
+          <w:rFonts w:ascii="Montserrat" w:hAnsi="Montserrat"/>
+          <w:sz w:val="24"/>
+        </w:rPr>
         <w:t xml:space="preserve"> play tricks on itself, and our </w:t>
       </w:r>
       <w:r>
         <w:rPr>
+          <w:rFonts w:ascii="Montserrat" w:hAnsi="Montserrat"/>
           <w:i/>
           <w:iCs/>
+          <w:sz w:val="24"/>
         </w:rPr>
         <w:t>senses</w:t>
       </w:r>
       <w:r>
+        <w:rPr>
+          <w:rFonts w:ascii="Montserrat" w:hAnsi="Montserrat"/>
+          <w:sz w:val="24"/>
+        </w:rPr>
         <w:t xml:space="preserve"> can be confused, but every now and then we face a phenomenon that we are compelled to call </w:t>
       </w:r>
       <w:r>
         <w:rPr>
+          <w:rFonts w:ascii="Montserrat" w:hAnsi="Montserrat"/>
           <w:i/>
           <w:iCs/>
+          <w:sz w:val="24"/>
         </w:rPr>
         <w:t>psychic</w:t>
       </w:r>
       <w:r>
+        <w:rPr>
+          <w:rFonts w:ascii="Montserrat" w:hAnsi="Montserrat"/>
+          <w:sz w:val="24"/>
+        </w:rPr>
         <w:t xml:space="preserve">. These elusive events are collectively represented by the supernatural mythos found in every human culture. In terms of </w:t>
       </w:r>
       <w:r>
         <w:rPr>
+          <w:rFonts w:ascii="Montserrat" w:hAnsi="Montserrat"/>
           <w:i/>
           <w:iCs/>
+          <w:sz w:val="24"/>
         </w:rPr>
         <w:t>survival</w:t>
       </w:r>
       <w:r>
+        <w:rPr>
+          <w:rFonts w:ascii="Montserrat" w:hAnsi="Montserrat"/>
+          <w:sz w:val="24"/>
+        </w:rPr>
         <w:t xml:space="preserve">, it is difficult to pin down the true benefit of </w:t>
       </w:r>
       <w:r>
         <w:rPr>
+          <w:rFonts w:ascii="Montserrat" w:hAnsi="Montserrat"/>
           <w:i/>
           <w:iCs/>
+          <w:sz w:val="24"/>
         </w:rPr>
         <w:t>superstitions</w:t>
       </w:r>
       <w:r>
+        <w:rPr>
+          <w:rFonts w:ascii="Montserrat" w:hAnsi="Montserrat"/>
+          <w:sz w:val="24"/>
+        </w:rPr>
         <w:t xml:space="preserve">, of </w:t>
       </w:r>
       <w:r>
         <w:rPr>
+          <w:rFonts w:ascii="Montserrat" w:hAnsi="Montserrat"/>
           <w:i/>
           <w:iCs/>
+          <w:sz w:val="24"/>
         </w:rPr>
         <w:t>belief</w:t>
       </w:r>
       <w:r>
+        <w:rPr>
+          <w:rFonts w:ascii="Montserrat" w:hAnsi="Montserrat"/>
+          <w:sz w:val="24"/>
+        </w:rPr>
         <w:t xml:space="preserve"> in things that </w:t>
       </w:r>
       <w:r>
         <w:rPr>
+          <w:rFonts w:ascii="Montserrat" w:hAnsi="Montserrat"/>
           <w:i/>
           <w:iCs/>
+          <w:sz w:val="24"/>
         </w:rPr>
         <w:t>might</w:t>
       </w:r>
       <w:r>
+        <w:rPr>
+          <w:rFonts w:ascii="Montserrat" w:hAnsi="Montserrat"/>
+          <w:sz w:val="24"/>
+        </w:rPr>
         <w:t xml:space="preserve"> exist only in our minds. The only thing we </w:t>
       </w:r>
       <w:r>
         <w:rPr>
+          <w:rFonts w:ascii="Montserrat" w:hAnsi="Montserrat"/>
           <w:i/>
           <w:iCs/>
+          <w:sz w:val="24"/>
         </w:rPr>
         <w:t>can</w:t>
       </w:r>
       <w:r>
+        <w:rPr>
+          <w:rFonts w:ascii="Montserrat" w:hAnsi="Montserrat"/>
+          <w:sz w:val="24"/>
+        </w:rPr>
         <w:t xml:space="preserve"> be certain of is that our minds engage in realities that are not purely </w:t>
       </w:r>
       <w:r>
         <w:rPr>
+          <w:rFonts w:ascii="Montserrat" w:hAnsi="Montserrat"/>
           <w:i/>
           <w:iCs/>
+          <w:sz w:val="24"/>
         </w:rPr>
         <w:t>material</w:t>
       </w:r>
       <w:r>
+        <w:rPr>
+          <w:rFonts w:ascii="Montserrat" w:hAnsi="Montserrat"/>
+          <w:sz w:val="24"/>
+        </w:rPr>
         <w:t xml:space="preserve"> in nature. In modern times, great efforts have been made to disengage from the </w:t>
       </w:r>
       <w:r>
         <w:rPr>
+          <w:rFonts w:ascii="Montserrat" w:hAnsi="Montserrat"/>
           <w:i/>
           <w:iCs/>
+          <w:sz w:val="24"/>
         </w:rPr>
         <w:t>spiritual</w:t>
       </w:r>
       <w:r>
+        <w:rPr>
+          <w:rFonts w:ascii="Montserrat" w:hAnsi="Montserrat"/>
+          <w:sz w:val="24"/>
+        </w:rPr>
         <w:t xml:space="preserve"> realms our ancestors lived in as naturally as they did in the physical world. Belief in psychic abilities was replaced by profound skepticism, as rationalism displaced spiritualism, but it has never </w:t>
       </w:r>
       <w:r>
         <w:rPr>
+          <w:rFonts w:ascii="Montserrat" w:hAnsi="Montserrat"/>
           <w:i/>
           <w:iCs/>
+          <w:sz w:val="24"/>
         </w:rPr>
         <w:t>completely</w:t>
       </w:r>
       <w:r>
+        <w:rPr>
+          <w:rFonts w:ascii="Montserrat" w:hAnsi="Montserrat"/>
+          <w:sz w:val="24"/>
+        </w:rPr>
         <w:t xml:space="preserve"> evaporated. </w:t>
       </w:r>
     </w:p>
     <w:p>
       <w:pPr>
-        <w:spacing w:after="0" w:line="276" w:lineRule="auto"/>
+        <w:spacing w:after="0"/>
+        <w:rPr>
+          <w:rFonts w:ascii="Montserrat" w:hAnsi="Montserrat"/>
+          <w:sz w:val="24"/>
+        </w:rPr>
       </w:pPr>
     </w:p>
     <w:p>
       <w:pPr>
-        <w:spacing w:after="0" w:line="276" w:lineRule="auto"/>
+        <w:spacing w:after="0"/>
+        <w:rPr>
+          <w:rFonts w:ascii="Montserrat" w:hAnsi="Montserrat"/>
+          <w:sz w:val="24"/>
+        </w:rPr>
       </w:pPr>
       <w:r>
-        <w:t xml:space="preserve">Throughout history, psychic abilities have </w:t>
-      </w:r>
-      <w:r>
-        <w:t>been pushed to</w:t>
-      </w:r>
-      <w:r>
-        <w:t xml:space="preserve"> the fringes of </w:t>
-      </w:r>
-      <w:r>
-        <w:t>human acceptance</w:t>
-      </w:r>
-      <w:r>
-        <w:t>,</w:t>
-      </w:r>
-      <w:r>
-        <w:t xml:space="preserve"> doubted and denied</w:t>
-      </w:r>
-      <w:r>
-        <w:t xml:space="preserve"> despite their frequent </w:t>
-      </w:r>
-      <w:r>
-        <w:t>emergence</w:t>
-      </w:r>
-      <w:r>
-        <w:t xml:space="preserve"> as some of the most personal and commonly reported supernatural phenomena.</w:t>
-      </w:r>
-      <w:r>
-        <w:t xml:space="preserve"> Those who are touched by these events and cannot attribute them to anything more likely than</w:t>
-      </w:r>
-      <w:r>
-        <w:t xml:space="preserve"> </w:t>
-      </w:r>
-      <w:r>
-        <w:t xml:space="preserve">some manifestation of </w:t>
-      </w:r>
-      <w:r>
-        <w:t>the power of will</w:t>
-      </w:r>
-      <w:r>
-        <w:t xml:space="preserve">, come to believe in </w:t>
-      </w:r>
-      <w:r>
-        <w:t xml:space="preserve">psychic power. </w:t>
-      </w:r>
-      <w:r>
-        <w:t xml:space="preserve">Belief is simply another power of the mind, which shapes our realities </w:t>
-      </w:r>
-      <w:proofErr w:type="gramStart"/>
-      <w:r>
-        <w:t>in spite of</w:t>
-      </w:r>
-      <w:proofErr w:type="gramEnd"/>
-      <w:r>
-        <w:t xml:space="preserve"> any rationalization. It causes us to </w:t>
-      </w:r>
-      <w:r>
-        <w:rPr>
+        <w:rPr>
+          <w:rFonts w:ascii="Montserrat" w:hAnsi="Montserrat"/>
+          <w:sz w:val="24"/>
+        </w:rPr>
+        <w:t xml:space="preserve">Throughout history, psychic abilities have been pushed to the fringes of human acceptance, doubted and denied despite their frequent emergence as some of the most personal and commonly reported supernatural phenomena. Those who are touched by these events and cannot attribute them to anything more likely than some manifestation of the power of will, come to believe in psychic power. Belief is simply another power of the mind, which shapes our realities in spite of any rationalization. It causes us to </w:t>
+      </w:r>
+      <w:r>
+        <w:rPr>
+          <w:rFonts w:ascii="Montserrat" w:hAnsi="Montserrat"/>
           <w:i/>
           <w:iCs/>
+          <w:sz w:val="24"/>
         </w:rPr>
         <w:t>behave</w:t>
       </w:r>
       <w:r>
-        <w:t xml:space="preserve"> as if something is real whether it is or not. Superstitions feed on the doubts and fears our beliefs allow us to fall prey to, countered only by our ability to keep those beliefs in perspective with our full understanding of reality. Whatever part the supernatural might play in existence, it exerts a miniscule force on our daily lives. Without more to go on, we can only posit that p</w:t>
-      </w:r>
-      <w:r>
-        <w:t xml:space="preserve">sychic abilities </w:t>
-      </w:r>
-      <w:r>
-        <w:rPr>
+        <w:rPr>
+          <w:rFonts w:ascii="Montserrat" w:hAnsi="Montserrat"/>
+          <w:sz w:val="24"/>
+        </w:rPr>
+        <w:t xml:space="preserve"> as if something is real whether it is or not. Superstitions feed on the doubts and fears our beliefs allow us to fall prey to, countered only by our ability to keep those beliefs in perspective with our full understanding of reality. Whatever part the supernatural might play in existence, it exerts a miniscule force on our daily lives. Without more to go on, we can only posit that psychic abilities </w:t>
+      </w:r>
+      <w:r>
+        <w:rPr>
+          <w:rFonts w:ascii="Montserrat" w:hAnsi="Montserrat"/>
           <w:i/>
           <w:iCs/>
+          <w:sz w:val="24"/>
         </w:rPr>
         <w:t>could</w:t>
       </w:r>
       <w:r>
+        <w:rPr>
+          <w:rFonts w:ascii="Montserrat" w:hAnsi="Montserrat"/>
+          <w:sz w:val="24"/>
+        </w:rPr>
         <w:t xml:space="preserve"> enable the mind to perceive its environment </w:t>
       </w:r>
       <w:r>
         <w:rPr>
+          <w:rFonts w:ascii="Montserrat" w:hAnsi="Montserrat"/>
           <w:i/>
           <w:iCs/>
+          <w:sz w:val="24"/>
         </w:rPr>
         <w:t>directly</w:t>
       </w:r>
       <w:r>
+        <w:rPr>
+          <w:rFonts w:ascii="Montserrat" w:hAnsi="Montserrat"/>
+          <w:sz w:val="24"/>
+        </w:rPr>
         <w:t xml:space="preserve"> and, conversely, exert direct influence </w:t>
       </w:r>
       <w:r>
         <w:rPr>
+          <w:rFonts w:ascii="Montserrat" w:hAnsi="Montserrat"/>
           <w:i/>
           <w:iCs/>
+          <w:sz w:val="24"/>
         </w:rPr>
         <w:t>upon it</w:t>
       </w:r>
       <w:r>
-        <w:t xml:space="preserve"> by means we have yet to discover</w:t>
-      </w:r>
-      <w:r>
-        <w:t xml:space="preserve">. In </w:t>
-      </w:r>
-      <w:r>
-        <w:t>our common experience</w:t>
-      </w:r>
-      <w:r>
-        <w:t xml:space="preserve">, such abilities </w:t>
-      </w:r>
-      <w:r>
-        <w:t xml:space="preserve">would </w:t>
-      </w:r>
-      <w:r>
-        <w:t xml:space="preserve">be </w:t>
-      </w:r>
-      <w:r>
-        <w:t xml:space="preserve">rare and </w:t>
-      </w:r>
-      <w:r>
-        <w:t xml:space="preserve">weak </w:t>
-      </w:r>
-      <w:r>
-        <w:t>enough to be dismissed as coincidental or misapprehended</w:t>
-      </w:r>
-      <w:r>
-        <w:t>. Only individuals with exceptional</w:t>
-      </w:r>
-      <w:r>
-        <w:t xml:space="preserve"> minds would be</w:t>
-      </w:r>
-      <w:r>
-        <w:t xml:space="preserve"> likely to manifest psychic </w:t>
-      </w:r>
-      <w:r>
-        <w:t>abilities</w:t>
-      </w:r>
-      <w:r>
-        <w:t xml:space="preserve"> </w:t>
-      </w:r>
-      <w:r>
-        <w:t>strong, and stable, enough to be authenticated</w:t>
-      </w:r>
-      <w:r>
-        <w:t>.</w:t>
-      </w:r>
-      <w:r>
-        <w:t xml:space="preserve"> </w:t>
-      </w:r>
-      <w:proofErr w:type="gramStart"/>
-      <w:r>
-        <w:t>Assuming that</w:t>
-      </w:r>
-      <w:proofErr w:type="gramEnd"/>
-      <w:r>
-        <w:t xml:space="preserve"> such people exist</w:t>
-      </w:r>
-      <w:r>
-        <w:t xml:space="preserve">, </w:t>
-      </w:r>
-      <w:r>
-        <w:t xml:space="preserve">however, </w:t>
-      </w:r>
-      <w:r>
-        <w:t xml:space="preserve">the potential for substantial development </w:t>
-      </w:r>
-      <w:r>
-        <w:t>of psychic ability becomes</w:t>
-      </w:r>
-      <w:r>
-        <w:t xml:space="preserve"> a compelling </w:t>
-      </w:r>
-      <w:r>
-        <w:t>prospect</w:t>
-      </w:r>
-      <w:r>
-        <w:t xml:space="preserve">. </w:t>
-      </w:r>
-      <w:r>
-        <w:t xml:space="preserve">One can assume that a psychic ability </w:t>
-      </w:r>
-      <w:r>
-        <w:t xml:space="preserve">requires </w:t>
-      </w:r>
-      <w:r>
-        <w:t xml:space="preserve">some initial </w:t>
-      </w:r>
-      <w:r>
-        <w:rPr>
+        <w:rPr>
+          <w:rFonts w:ascii="Montserrat" w:hAnsi="Montserrat"/>
+          <w:sz w:val="24"/>
+        </w:rPr>
+        <w:t xml:space="preserve"> by means we have yet to discover. In our common experience, such abilities would be rare and weak enough to be dismissed as coincidental or misapprehended. Only individuals with exceptional minds would be likely to manifest psychic abilities strong, and stable, enough to be authenticated. Assuming that such people exist, however, the potential for substantial development of psychic ability becomes a compelling prospect. One can assume that a psychic ability requires some initial </w:t>
+      </w:r>
+      <w:r>
+        <w:rPr>
+          <w:rFonts w:ascii="Montserrat" w:hAnsi="Montserrat"/>
           <w:i/>
           <w:iCs/>
+          <w:sz w:val="24"/>
         </w:rPr>
         <w:t>catalyst</w:t>
       </w:r>
       <w:r>
+        <w:rPr>
+          <w:rFonts w:ascii="Montserrat" w:hAnsi="Montserrat"/>
+          <w:sz w:val="24"/>
+        </w:rPr>
         <w:t xml:space="preserve"> to manifest. A threat or provocation of mind shattering proportions that no conventional thought or action can respond to, forcing the mind to act in a context where the normal rules of reality no longer seem to apply. Driven by instinct, guided by intuition and focused by intent, the mind could harness untapped potential to respond, bending reality to its will with the psychic ability it manifests.</w:t>
       </w:r>
     </w:p>
     <w:p>
       <w:pPr>
-        <w:spacing w:after="0" w:line="276" w:lineRule="auto"/>
+        <w:spacing w:after="0"/>
+        <w:rPr>
+          <w:rFonts w:ascii="Montserrat" w:hAnsi="Montserrat"/>
+          <w:sz w:val="24"/>
+        </w:rPr>
       </w:pPr>
     </w:p>
     <w:p>
       <w:pPr>
-        <w:spacing w:after="0" w:line="276" w:lineRule="auto"/>
+        <w:spacing w:after="0"/>
+        <w:rPr>
+          <w:rFonts w:ascii="Montserrat" w:hAnsi="Montserrat"/>
+          <w:sz w:val="24"/>
+        </w:rPr>
       </w:pPr>
       <w:r>
-        <w:t xml:space="preserve">It is a theory based on accounts of superhuman feats performed under duress, in the heat of the moment. The only difference is the proposition of psychic duress or the inapplicability of a physical response. An immediate threat might not be the only plausible catalyst, however. The mind can break or unravel under prolonged circumstances featuring a gradual erosion or recurring </w:t>
-      </w:r>
-      <w:r>
-        <w:t>disruption of reality</w:t>
-      </w:r>
-      <w:r>
-        <w:t xml:space="preserve">’s </w:t>
-      </w:r>
-      <w:r>
-        <w:t xml:space="preserve">integrity </w:t>
-      </w:r>
-      <w:r>
-        <w:t xml:space="preserve">that could drive a </w:t>
-      </w:r>
-      <w:r>
-        <w:t xml:space="preserve">mind to </w:t>
-      </w:r>
-      <w:r>
-        <w:t xml:space="preserve">depths where </w:t>
-      </w:r>
-      <w:r>
-        <w:t>inherent capacities</w:t>
-      </w:r>
-      <w:r>
-        <w:t xml:space="preserve"> lay dormant</w:t>
-      </w:r>
-      <w:r>
-        <w:t xml:space="preserve">. </w:t>
-      </w:r>
-      <w:r>
-        <w:t>Whatever the catalyst, o</w:t>
-      </w:r>
-      <w:r>
-        <w:t xml:space="preserve">nce the mind demonstrates these possibilities to itself, it </w:t>
-      </w:r>
-      <w:r>
-        <w:t xml:space="preserve">becomes possible to </w:t>
-      </w:r>
-      <w:r>
-        <w:t xml:space="preserve">concentrate on and cultivate </w:t>
-      </w:r>
-      <w:r>
-        <w:t>the potential it has unlocked. With enough persistence and determination,</w:t>
-      </w:r>
-      <w:r>
-        <w:t xml:space="preserve"> </w:t>
-      </w:r>
-      <w:r>
-        <w:t>a controlled and verifiable psychic ability could be harnessed</w:t>
-      </w:r>
-      <w:r>
-        <w:t>.</w:t>
-      </w:r>
-      <w:r>
-        <w:t xml:space="preserve"> </w:t>
-      </w:r>
-      <w:r>
-        <w:t xml:space="preserve">The proliferation of psychic powers in art and fiction has given rise to </w:t>
-      </w:r>
-      <w:r>
-        <w:t>theoretical powers</w:t>
-      </w:r>
-      <w:r>
-        <w:t xml:space="preserve"> of the mind. However, the term "psionics" </w:t>
-      </w:r>
-      <w:r>
-        <w:t>can be used to encompass</w:t>
-      </w:r>
-      <w:r>
-        <w:t xml:space="preserve"> </w:t>
-      </w:r>
-      <w:r>
-        <w:t>all of them</w:t>
-      </w:r>
-      <w:r>
-        <w:t xml:space="preserve">. Intuition and intent </w:t>
-      </w:r>
-      <w:r>
-        <w:t>form the</w:t>
-      </w:r>
-      <w:r>
-        <w:t xml:space="preserve"> core of psionics</w:t>
-      </w:r>
-      <w:r>
-        <w:t>, the two undeniable psychic powers we each possess that best represent</w:t>
-      </w:r>
-      <w:r>
-        <w:t xml:space="preserve"> the mind’s </w:t>
-      </w:r>
-      <w:r>
-        <w:t xml:space="preserve">potential </w:t>
-      </w:r>
-      <w:r>
-        <w:t xml:space="preserve">to perceive reality directly and to focus </w:t>
-      </w:r>
-      <w:r>
-        <w:t xml:space="preserve">its </w:t>
-      </w:r>
-      <w:r>
-        <w:t xml:space="preserve">will to the </w:t>
-      </w:r>
-      <w:r>
-        <w:t xml:space="preserve">point </w:t>
-      </w:r>
-      <w:r>
-        <w:t>that it can affect its surroundings.</w:t>
-      </w:r>
-      <w:r>
-        <w:t xml:space="preserve"> </w:t>
-      </w:r>
-      <w:r>
-        <w:t xml:space="preserve">Thought itself depends on the mind’s intuitive grasp of its own expressions and intentions. The mind employs intent to direct the body in </w:t>
-      </w:r>
-      <w:proofErr w:type="gramStart"/>
-      <w:r>
-        <w:t>all of</w:t>
-      </w:r>
-      <w:proofErr w:type="gramEnd"/>
-      <w:r>
-        <w:t xml:space="preserve"> its actions. For most individuals, the scope of psychic experience is limited to these basic </w:t>
-      </w:r>
-      <w:r>
-        <w:t>functions, but that is enough to make anyone realize that there could be so much more if we just knew how to unlock it</w:t>
-      </w:r>
-      <w:r>
-        <w:t>.</w:t>
-      </w:r>
-      <w:r>
-        <w:t xml:space="preserve"> If just one mind proved that it could, there is reason to believe that anyone, under the right circumstances, could do it. </w:t>
-      </w:r>
-      <w:r>
-        <w:rPr>
+        <w:rPr>
+          <w:rFonts w:ascii="Montserrat" w:hAnsi="Montserrat"/>
+          <w:sz w:val="24"/>
+        </w:rPr>
+        <w:t xml:space="preserve">It is a theory based on accounts of superhuman feats performed under duress, in the heat of the moment. The only difference is the proposition of psychic duress or the inapplicability of a physical response. An immediate threat might not be the only plausible catalyst, however. The mind can break or unravel under prolonged circumstances featuring a gradual erosion or recurring disruption of reality’s integrity that could drive a mind to depths where inherent capacities lay dormant. Whatever the catalyst, once the mind demonstrates these possibilities to itself, it becomes possible to concentrate on and cultivate the potential it has unlocked. With enough persistence and determination, a controlled and verifiable psychic ability could be harnessed. The proliferation of psychic powers in art and fiction has given rise to theoretical powers of the mind. However, the term "psionics" can be used to encompass all of them. Intuition and intent form the core of psionics, the two undeniable psychic powers we each possess that best represent the mind’s potential to perceive reality directly and to focus its will to the point that it can affect its surroundings. Thought itself depends on the mind’s intuitive grasp of its own expressions and intentions. The mind employs intent to direct the body in all of its actions. For most individuals, the scope of psychic experience is limited to these basic functions, but that is enough to make anyone realize that there could be so much more if we just knew how to unlock it. If just one mind proved that it could, there is reason to believe that anyone, under the right circumstances, could do it. </w:t>
+      </w:r>
+      <w:r>
+        <w:rPr>
+          <w:rFonts w:ascii="Montserrat" w:hAnsi="Montserrat"/>
+          <w:sz w:val="24"/>
           <w:szCs w:val="20"/>
         </w:rPr>
-        <w:t>The development of psionic abilities</w:t>
-      </w:r>
-      <w:r>
-        <w:rPr>
-          <w:szCs w:val="20"/>
-        </w:rPr>
-        <w:t>, starting from that first catalyst, the first seizure of psychic potential, would progress by trial and error. F</w:t>
-      </w:r>
-      <w:r>
-        <w:rPr>
-          <w:szCs w:val="20"/>
-        </w:rPr>
-        <w:t xml:space="preserve">ocusing on </w:t>
-      </w:r>
-      <w:proofErr w:type="gramStart"/>
-      <w:r>
-        <w:rPr>
-          <w:szCs w:val="20"/>
-        </w:rPr>
-        <w:t>particular aspects</w:t>
-      </w:r>
-      <w:proofErr w:type="gramEnd"/>
-      <w:r>
-        <w:rPr>
-          <w:szCs w:val="20"/>
-        </w:rPr>
-        <w:t xml:space="preserve"> of psychic </w:t>
-      </w:r>
-      <w:r>
-        <w:rPr>
-          <w:szCs w:val="20"/>
-        </w:rPr>
-        <w:t>ability</w:t>
-      </w:r>
-      <w:r>
-        <w:rPr>
-          <w:szCs w:val="20"/>
-        </w:rPr>
-        <w:t xml:space="preserve"> or practicing specific disciplines </w:t>
-      </w:r>
-      <w:r>
-        <w:rPr>
-          <w:szCs w:val="20"/>
-        </w:rPr>
-        <w:t xml:space="preserve">to exploit them, a broad range of </w:t>
-      </w:r>
-      <w:r>
-        <w:rPr>
-          <w:szCs w:val="20"/>
-        </w:rPr>
-        <w:t xml:space="preserve">feats </w:t>
-      </w:r>
-      <w:r>
-        <w:rPr>
-          <w:szCs w:val="20"/>
-        </w:rPr>
-        <w:t xml:space="preserve">might be achieved, most of which would seem like </w:t>
-      </w:r>
-      <w:r>
-        <w:rPr>
-          <w:szCs w:val="20"/>
-        </w:rPr>
-        <w:t>miracles</w:t>
-      </w:r>
-      <w:r>
-        <w:rPr>
-          <w:szCs w:val="20"/>
-        </w:rPr>
-        <w:t xml:space="preserve"> to those who first witnessed them</w:t>
-      </w:r>
-      <w:r>
-        <w:rPr>
-          <w:szCs w:val="20"/>
-        </w:rPr>
-        <w:t>.</w:t>
+        <w:t>The development of psionic abilities, starting from that first catalyst, the first seizure of psychic potential, would progress by trial and error. Focusing on particular aspects of psychic ability or practicing specific disciplines to exploit them, a broad range of feats might be achieved, most of which would seem like miracles to those who first witnessed them.</w:t>
       </w:r>
     </w:p>
     <w:p>
       <w:pPr>
-        <w:spacing w:after="0" w:line="276" w:lineRule="auto"/>
+        <w:spacing w:after="0"/>
+        <w:rPr>
+          <w:rFonts w:ascii="Montserrat" w:hAnsi="Montserrat"/>
+          <w:sz w:val="24"/>
+        </w:rPr>
       </w:pPr>
     </w:p>
     <w:p>
       <w:pPr>
-        <w:spacing w:after="0" w:line="276" w:lineRule="auto"/>
-        <w:rPr>
+        <w:spacing w:after="0"/>
+        <w:rPr>
+          <w:rFonts w:ascii="Montserrat" w:hAnsi="Montserrat"/>
+          <w:sz w:val="24"/>
           <w:szCs w:val="20"/>
         </w:rPr>
       </w:pPr>
       <w:r>
         <w:rPr>
+          <w:rFonts w:ascii="Montserrat" w:hAnsi="Montserrat"/>
+          <w:sz w:val="24"/>
           <w:szCs w:val="20"/>
         </w:rPr>
-        <w:t>The psionic aspects are</w:t>
-      </w:r>
-      <w:r>
-        <w:rPr>
-          <w:szCs w:val="20"/>
-        </w:rPr>
-        <w:t xml:space="preserve"> </w:t>
-      </w:r>
-      <w:r>
-        <w:rPr>
-          <w:szCs w:val="20"/>
-        </w:rPr>
-        <w:t>extra sensory perception</w:t>
-      </w:r>
-      <w:r>
-        <w:rPr>
-          <w:szCs w:val="20"/>
-        </w:rPr>
-        <w:t xml:space="preserve"> </w:t>
-      </w:r>
-      <w:r>
-        <w:rPr>
-          <w:szCs w:val="20"/>
-        </w:rPr>
-        <w:t>(ESP)</w:t>
-      </w:r>
-      <w:r>
-        <w:rPr>
-          <w:szCs w:val="20"/>
-        </w:rPr>
-        <w:t>,</w:t>
-      </w:r>
-      <w:r>
-        <w:rPr>
-          <w:szCs w:val="20"/>
-        </w:rPr>
-        <w:t xml:space="preserve"> the ability to perceive directly with the mind; psychokinesis (PK)</w:t>
-      </w:r>
-      <w:r>
-        <w:rPr>
-          <w:szCs w:val="20"/>
-        </w:rPr>
-        <w:t xml:space="preserve"> </w:t>
-      </w:r>
-      <w:r>
-        <w:rPr>
-          <w:szCs w:val="20"/>
-        </w:rPr>
-        <w:t>,  the ability to effect the environment directly with the mind; telepathy (TP), the ability to communicate and interact directly with other minds; aurapathy (AP)</w:t>
-      </w:r>
-      <w:r>
-        <w:rPr>
-          <w:szCs w:val="20"/>
-        </w:rPr>
-        <w:t>,</w:t>
-      </w:r>
-      <w:r>
-        <w:rPr>
-          <w:szCs w:val="20"/>
-        </w:rPr>
-        <w:t xml:space="preserve"> the ability to directly affect or control psionic power manifested by other minds; biokinesis (BK)</w:t>
-      </w:r>
-      <w:r>
-        <w:rPr>
-          <w:szCs w:val="20"/>
-        </w:rPr>
-        <w:t xml:space="preserve"> </w:t>
-      </w:r>
-      <w:r>
-        <w:rPr>
-          <w:szCs w:val="20"/>
-        </w:rPr>
-        <w:t>,  the ability to control, effect and manipulate living matter without inadvertently harming or killing it; and teleport (TPT)</w:t>
-      </w:r>
-      <w:r>
-        <w:rPr>
-          <w:szCs w:val="20"/>
-        </w:rPr>
-        <w:t>,</w:t>
-      </w:r>
-      <w:r>
-        <w:rPr>
-          <w:szCs w:val="20"/>
-        </w:rPr>
-        <w:t xml:space="preserve"> the ability to displace matter, navigate higher spatial dimensions and achieve instantaneous or unhindered movement. </w:t>
+        <w:t xml:space="preserve">The psionic aspects are extra sensory perception (ESP), the ability to perceive directly with the mind; psychokinesis (PK) ,  the ability to effect the environment directly with the mind; telepathy (TP), the ability to communicate and interact directly with other minds; aurapathy (AP), the ability to directly affect or control psionic power manifested by other minds; biokinesis (BK) ,  the ability to control, effect and manipulate living matter without inadvertently harming or killing it; and teleport (TPT), the ability to displace matter, navigate higher spatial dimensions and achieve instantaneous or unhindered movement. </w:t>
       </w:r>
     </w:p>
     <w:p>
       <w:pPr>
-        <w:spacing w:after="0" w:line="276" w:lineRule="auto"/>
-        <w:rPr>
+        <w:spacing w:after="0"/>
+        <w:rPr>
+          <w:rFonts w:ascii="Montserrat" w:hAnsi="Montserrat"/>
+          <w:sz w:val="24"/>
           <w:szCs w:val="20"/>
         </w:rPr>
       </w:pPr>
     </w:p>
     <w:p>
       <w:pPr>
-        <w:spacing w:after="0" w:line="276" w:lineRule="auto"/>
-        <w:rPr>
+        <w:spacing w:after="0"/>
+        <w:rPr>
+          <w:rFonts w:ascii="Montserrat" w:hAnsi="Montserrat"/>
+          <w:sz w:val="24"/>
           <w:szCs w:val="20"/>
         </w:rPr>
       </w:pPr>
       <w:r>
         <w:rPr>
+          <w:rFonts w:ascii="Montserrat" w:hAnsi="Montserrat"/>
+          <w:sz w:val="24"/>
           <w:szCs w:val="20"/>
         </w:rPr>
-        <w:t>When creating a character, t</w:t>
-      </w:r>
-      <w:r>
-        <w:rPr>
-          <w:szCs w:val="20"/>
-        </w:rPr>
-        <w:t xml:space="preserve">here must be a significant and valid reason for </w:t>
-      </w:r>
-      <w:r>
-        <w:rPr>
-          <w:szCs w:val="20"/>
-        </w:rPr>
-        <w:t xml:space="preserve">them </w:t>
-      </w:r>
-      <w:r>
-        <w:rPr>
-          <w:szCs w:val="20"/>
-        </w:rPr>
-        <w:t xml:space="preserve">to have psionic powers. </w:t>
-      </w:r>
-      <w:r>
-        <w:rPr>
-          <w:szCs w:val="20"/>
-        </w:rPr>
-        <w:t xml:space="preserve">One needs to consider how rare it is for a character to be psionic in the world it will be played in. Some determining factors are universal, however. </w:t>
-      </w:r>
-      <w:r>
-        <w:rPr>
-          <w:szCs w:val="20"/>
-        </w:rPr>
-        <w:t xml:space="preserve">If </w:t>
-      </w:r>
-      <w:r>
-        <w:rPr>
-          <w:szCs w:val="20"/>
-        </w:rPr>
-        <w:t xml:space="preserve">the character </w:t>
-      </w:r>
-      <w:r>
-        <w:rPr>
-          <w:szCs w:val="20"/>
-        </w:rPr>
-        <w:t xml:space="preserve">is exposed to the possibility, or better yet, given proof, it is reasonable to surmise that the character had </w:t>
-      </w:r>
-      <w:r>
-        <w:rPr>
-          <w:szCs w:val="20"/>
-        </w:rPr>
-        <w:t xml:space="preserve">less resistance to manifesting </w:t>
-      </w:r>
-      <w:r>
-        <w:rPr>
-          <w:szCs w:val="20"/>
-        </w:rPr>
-        <w:t xml:space="preserve">similar abilities. If a character was never made to believe that such abilities did not exist, </w:t>
-      </w:r>
-      <w:r>
-        <w:rPr>
-          <w:szCs w:val="20"/>
-        </w:rPr>
-        <w:t xml:space="preserve">or discouraged from accepting them, </w:t>
-      </w:r>
-      <w:r>
-        <w:rPr>
-          <w:szCs w:val="20"/>
-        </w:rPr>
-        <w:t xml:space="preserve">it is feasible that she may have developed them on her own if </w:t>
-      </w:r>
-      <w:r>
-        <w:rPr>
-          <w:szCs w:val="20"/>
-        </w:rPr>
-        <w:t xml:space="preserve">the opportunity presented itself. In any world, a catalyst would still be necessary, and the seizure of psi potential would need to be successful. This traumatic event would stand out in their history and serve as a landmark other psionics, or entities knowledgeable about them would recognize and potentially act on. Cultivation of psi abilities would be hindered by the need to conceal them in all but the most accepting societies, latent or active. True proficiency or versatility would only come if the character had </w:t>
-      </w:r>
-      <w:r>
-        <w:rPr>
-          <w:szCs w:val="20"/>
-        </w:rPr>
-        <w:t xml:space="preserve">sufficient reason to become </w:t>
-      </w:r>
-      <w:r>
-        <w:rPr>
-          <w:szCs w:val="20"/>
-        </w:rPr>
-        <w:t xml:space="preserve">so </w:t>
-      </w:r>
-      <w:r>
-        <w:rPr>
-          <w:szCs w:val="20"/>
-        </w:rPr>
-        <w:t xml:space="preserve">dependent </w:t>
-      </w:r>
-      <w:r>
-        <w:rPr>
-          <w:szCs w:val="20"/>
-        </w:rPr>
-        <w:t xml:space="preserve">on </w:t>
-      </w:r>
-      <w:r>
-        <w:rPr>
-          <w:szCs w:val="20"/>
-        </w:rPr>
-        <w:t xml:space="preserve">or accustomed to using them. </w:t>
+        <w:t xml:space="preserve">When creating a character, there must be a significant and valid reason for them to have psionic powers. One needs to consider how rare it is for a character to be psionic in the world it will be played in. Some determining factors are universal, however. If the character is exposed to the possibility, or better yet, given proof, it is reasonable to surmise that the character had less resistance to manifesting similar abilities. If a character was never made to believe that such abilities did not exist, or discouraged from accepting them, it is feasible that she may have developed them on her own if the opportunity presented itself. In any world, a catalyst would still be necessary, and the seizure of psi potential would need to be successful. This traumatic event would stand out in their history and serve as a landmark other psionics, or entities knowledgeable about them would recognize and potentially act on. Cultivation of psi abilities would be hindered by the need to conceal them in all but the most accepting societies, latent or active. True proficiency or versatility would only come if the character had sufficient reason to become so dependent on or accustomed to using them. </w:t>
       </w:r>
     </w:p>
     <w:p>
       <w:pPr>
-        <w:spacing w:after="0" w:line="276" w:lineRule="auto"/>
-        <w:rPr>
+        <w:spacing w:after="0"/>
+        <w:rPr>
+          <w:rFonts w:ascii="Montserrat" w:hAnsi="Montserrat"/>
+          <w:sz w:val="24"/>
           <w:szCs w:val="20"/>
         </w:rPr>
       </w:pPr>
     </w:p>
     <w:p>
       <w:pPr>
-        <w:spacing w:after="0" w:line="276" w:lineRule="auto"/>
-        <w:rPr>
+        <w:spacing w:after="0"/>
+        <w:rPr>
+          <w:rFonts w:ascii="Montserrat" w:hAnsi="Montserrat"/>
+          <w:sz w:val="24"/>
           <w:szCs w:val="20"/>
         </w:rPr>
       </w:pPr>
       <w:r>
         <w:rPr>
+          <w:rFonts w:ascii="Montserrat" w:hAnsi="Montserrat"/>
+          <w:sz w:val="24"/>
           <w:szCs w:val="20"/>
         </w:rPr>
-        <w:t xml:space="preserve">Any character subjected to sufficient trauma </w:t>
-      </w:r>
-      <w:r>
-        <w:rPr>
-          <w:szCs w:val="20"/>
-        </w:rPr>
-        <w:t xml:space="preserve">or </w:t>
-      </w:r>
-      <w:r>
-        <w:rPr>
-          <w:szCs w:val="20"/>
-        </w:rPr>
-        <w:t xml:space="preserve">life </w:t>
-      </w:r>
-      <w:r>
-        <w:rPr>
-          <w:szCs w:val="20"/>
-        </w:rPr>
-        <w:t xml:space="preserve">(and or mind) </w:t>
-      </w:r>
-      <w:r>
-        <w:rPr>
-          <w:szCs w:val="20"/>
-        </w:rPr>
-        <w:t xml:space="preserve">threatening situations, may have had cause to manifest some strange psychic phenomena </w:t>
-      </w:r>
-      <w:r>
-        <w:rPr>
-          <w:szCs w:val="20"/>
-        </w:rPr>
-        <w:t xml:space="preserve">but fail to seize it. There is no shortage of tragic events in history, and the general absence of psionics in our world is a strong argument emphasizing how rare psychic manifestation can be in a world that denies the possibility. Maybe it’s not uncommon for people to get a taste of it, a glimpse </w:t>
-      </w:r>
-      <w:r>
-        <w:rPr>
-          <w:szCs w:val="20"/>
-        </w:rPr>
-        <w:t xml:space="preserve">sufficient to instill them with profound faith in the existence of such powers. Whatever the case, even characters who have </w:t>
-      </w:r>
-      <w:r>
-        <w:rPr>
-          <w:szCs w:val="20"/>
-        </w:rPr>
-        <w:t xml:space="preserve">truly come into </w:t>
-      </w:r>
-      <w:r>
-        <w:rPr>
-          <w:szCs w:val="20"/>
-        </w:rPr>
-        <w:t>psionic abilities will be very unlikely to have more than a handful of discipline</w:t>
-      </w:r>
-      <w:r>
-        <w:rPr>
-          <w:szCs w:val="20"/>
-        </w:rPr>
-        <w:t>s,</w:t>
-      </w:r>
-      <w:r>
-        <w:rPr>
-          <w:szCs w:val="20"/>
-        </w:rPr>
-        <w:t xml:space="preserve"> which they managed to teach themselves through trial and error. It is conceivable that other psionics exist from whom a character might have learned </w:t>
-      </w:r>
-      <w:r>
-        <w:rPr>
-          <w:szCs w:val="20"/>
-        </w:rPr>
-        <w:t xml:space="preserve">more, </w:t>
-      </w:r>
-      <w:r>
-        <w:rPr>
-          <w:szCs w:val="20"/>
-        </w:rPr>
-        <w:t xml:space="preserve">but that </w:t>
-      </w:r>
-      <w:r>
-        <w:rPr>
-          <w:szCs w:val="20"/>
-        </w:rPr>
-        <w:t>comes with its own drawbacks</w:t>
-      </w:r>
-      <w:r>
-        <w:rPr>
-          <w:szCs w:val="20"/>
-        </w:rPr>
-        <w:t>. Succeeding in mastering psionic powers on one’s own is a feat of considerable merit, but having a teacher makes it too easy</w:t>
-      </w:r>
-      <w:r>
-        <w:rPr>
-          <w:szCs w:val="20"/>
-        </w:rPr>
-        <w:t xml:space="preserve"> in many ways</w:t>
-      </w:r>
-      <w:r>
-        <w:rPr>
-          <w:szCs w:val="20"/>
-        </w:rPr>
-        <w:t>, if not having a negative effect on it all together.</w:t>
-      </w:r>
-      <w:r>
-        <w:rPr>
-          <w:szCs w:val="20"/>
-        </w:rPr>
-        <w:t xml:space="preserve"> A person struggling on their own makes mistakes and </w:t>
-      </w:r>
-      <w:proofErr w:type="gramStart"/>
-      <w:r>
-        <w:rPr>
-          <w:szCs w:val="20"/>
-        </w:rPr>
-        <w:t>has to</w:t>
-      </w:r>
-      <w:proofErr w:type="gramEnd"/>
-      <w:r>
-        <w:rPr>
-          <w:szCs w:val="20"/>
-        </w:rPr>
-        <w:t xml:space="preserve"> fight to overcome them. In the  processes, the real lessons are learned. A teacher, hoping to spare their students the suffering they went through, would seek safer ways for them to discover their true potential. In that sense, it can be better for a new psionic to have a rival or an enemy. A combination of all three might be the ideal compromise, but that too </w:t>
-      </w:r>
-      <w:proofErr w:type="gramStart"/>
-      <w:r>
-        <w:rPr>
-          <w:szCs w:val="20"/>
-        </w:rPr>
-        <w:t>has to</w:t>
-      </w:r>
-      <w:proofErr w:type="gramEnd"/>
-      <w:r>
-        <w:rPr>
-          <w:szCs w:val="20"/>
-        </w:rPr>
-        <w:t xml:space="preserve"> be presented with an understanding of what is most likely in the character’s world.</w:t>
+        <w:t>Any character subjected to sufficient trauma or life (and or mind) threatening situations, may have had cause to manifest some strange psychic phenomena but fail to seize it. There is no shortage of tragic events in history, and the general absence of psionics in our world is a strong argument emphasizing how rare psychic manifestation can be in a world that denies the possibility. Maybe it’s not uncommon for people to get a taste of it, a glimpse sufficient to instill them with profound faith in the existence of such powers. Whatever the case, even characters who have truly come into psionic abilities will be very unlikely to have more than a handful of disciplines, which they managed to teach themselves through trial and error. It is conceivable that other psionics exist from whom a character might have learned more, but that comes with its own drawbacks. Succeeding in mastering psionic powers on one’s own is a feat of considerable merit, but having a teacher makes it too easy in many ways, if not having a negative effect on it all together. A person struggling on their own makes mistakes and has to fight to overcome them. In the  processes, the real lessons are learned. A teacher, hoping to spare their students the suffering they went through, would seek safer ways for them to discover their true potential. In that sense, it can be better for a new psionic to have a rival or an enemy. A combination of all three might be the ideal compromise, but that too has to be presented with an understanding of what is most likely in the character’s world.</w:t>
       </w:r>
     </w:p>
-    <w:p/>
+    <w:p>
+      <w:pPr>
+        <w:rPr>
+          <w:rFonts w:ascii="Montserrat" w:hAnsi="Montserrat"/>
+          <w:sz w:val="24"/>
+        </w:rPr>
+      </w:pPr>
+    </w:p>
     <w:sectPr>
       <w:pgSz w:w="12240" w:h="15840"/>
       <w:pgMar w:top="1440" w:right="1440" w:bottom="1440" w:left="1440" w:header="720" w:footer="720" w:gutter="0"/>
@@ -958,12 +451,112 @@
 </w:document>
 </file>
 
+<file path=word/numbering.xml><?xml version="1.0" encoding="utf-8"?>
+<w:numbering xmlns:wpc="http://schemas.microsoft.com/office/word/2010/wordprocessingCanvas" xmlns:cx="http://schemas.microsoft.com/office/drawing/2014/chartex" xmlns:cx1="http://schemas.microsoft.com/office/drawing/2015/9/8/chartex" xmlns:cx2="http://schemas.microsoft.com/office/drawing/2015/10/21/chartex" xmlns:cx3="http://schemas.microsoft.com/office/drawing/2016/5/9/chartex" xmlns:cx4="http://schemas.microsoft.com/office/drawing/2016/5/10/chartex" xmlns:cx5="http://schemas.microsoft.com/office/drawing/2016/5/11/chartex" xmlns:cx6="http://schemas.microsoft.com/office/drawing/2016/5/12/chartex" xmlns:cx7="http://schemas.microsoft.com/office/drawing/2016/5/13/chartex" xmlns:cx8="http://schemas.microsoft.com/office/drawing/2016/5/14/chartex" xmlns:mc="http://schemas.openxmlformats.org/markup-compatibility/2006" xmlns:aink="http://schemas.microsoft.com/office/drawing/2016/ink" xmlns:am3d="http://schemas.microsoft.com/office/drawing/2017/model3d" xmlns:o="urn:schemas-microsoft-com:office:office" xmlns:oel="http://schemas.microsoft.com/office/2019/extlst" xmlns:r="http://schemas.openxmlformats.org/officeDocument/2006/relationships" xmlns:m="http://schemas.openxmlformats.org/officeDocument/2006/math" xmlns:v="urn:schemas-microsoft-com:vml" xmlns:wp14="http://schemas.microsoft.com/office/word/2010/wordprocessingDrawing" xmlns:wp="http://schemas.openxmlformats.org/drawingml/2006/wordprocessingDrawing" xmlns:w10="urn:schemas-microsoft-com:office:word" xmlns:w="http://schemas.openxmlformats.org/wordprocessingml/2006/main" xmlns:w14="http://schemas.microsoft.com/office/word/2010/wordml" xmlns:w15="http://schemas.microsoft.com/office/word/2012/wordml" xmlns:w16cex="http://schemas.microsoft.com/office/word/2018/wordml/cex" xmlns:w16cid="http://schemas.microsoft.com/office/word/2016/wordml/cid" xmlns:w16="http://schemas.microsoft.com/office/word/2018/wordml" xmlns:w16du="http://schemas.microsoft.com/office/word/2023/wordml/word16du" xmlns:w16sdtdh="http://schemas.microsoft.com/office/word/2020/wordml/sdtdatahash" xmlns:w16sdtfl="http://schemas.microsoft.com/office/word/2024/wordml/sdtformatlock" xmlns:w16se="http://schemas.microsoft.com/office/word/2015/wordml/symex" xmlns:wpg="http://schemas.microsoft.com/office/word/2010/wordprocessingGroup" xmlns:wpi="http://schemas.microsoft.com/office/word/2010/wordprocessingInk" xmlns:wne="http://schemas.microsoft.com/office/word/2006/wordml" xmlns:wps="http://schemas.microsoft.com/office/word/2010/wordprocessingShape" mc:Ignorable="w14 w15 w16se w16cid w16 w16cex w16sdtdh w16sdtfl w16du wp14">
+  <w:abstractNum w:abstractNumId="0" w15:restartNumberingAfterBreak="0">
+    <w:nsid w:val="FFFFFFFB"/>
+    <w:multiLevelType w:val="multilevel"/>
+    <w:tmpl w:val="80A499BA"/>
+    <w:lvl w:ilvl="0">
+      <w:start w:val="1"/>
+      <w:numFmt w:val="cardinalText"/>
+      <w:lvlText w:val="Chapter %1 "/>
+      <w:legacy w:legacy="1" w:legacySpace="144" w:legacyIndent="0"/>
+      <w:lvlJc w:val="left"/>
+    </w:lvl>
+    <w:lvl w:ilvl="1">
+      <w:start w:val="1"/>
+      <w:numFmt w:val="none"/>
+      <w:pStyle w:val="Heading2"/>
+      <w:suff w:val="nothing"/>
+      <w:lvlText w:val=""/>
+      <w:lvlJc w:val="left"/>
+    </w:lvl>
+    <w:lvl w:ilvl="2">
+      <w:start w:val="1"/>
+      <w:numFmt w:val="none"/>
+      <w:suff w:val="nothing"/>
+      <w:lvlText w:val=""/>
+      <w:lvlJc w:val="left"/>
+    </w:lvl>
+    <w:lvl w:ilvl="3">
+      <w:start w:val="1"/>
+      <w:numFmt w:val="none"/>
+      <w:pStyle w:val="Heading4"/>
+      <w:suff w:val="nothing"/>
+      <w:lvlText w:val=""/>
+      <w:lvlJc w:val="left"/>
+    </w:lvl>
+    <w:lvl w:ilvl="4">
+      <w:start w:val="1"/>
+      <w:numFmt w:val="none"/>
+      <w:pStyle w:val="Heading5"/>
+      <w:suff w:val="nothing"/>
+      <w:lvlText w:val=""/>
+      <w:lvlJc w:val="left"/>
+    </w:lvl>
+    <w:lvl w:ilvl="5">
+      <w:start w:val="1"/>
+      <w:numFmt w:val="none"/>
+      <w:pStyle w:val="Heading6"/>
+      <w:suff w:val="nothing"/>
+      <w:lvlText w:val=""/>
+      <w:lvlJc w:val="left"/>
+    </w:lvl>
+    <w:lvl w:ilvl="6">
+      <w:start w:val="1"/>
+      <w:numFmt w:val="none"/>
+      <w:suff w:val="nothing"/>
+      <w:lvlText w:val=""/>
+      <w:lvlJc w:val="left"/>
+    </w:lvl>
+    <w:lvl w:ilvl="7">
+      <w:start w:val="1"/>
+      <w:numFmt w:val="none"/>
+      <w:suff w:val="nothing"/>
+      <w:lvlText w:val=""/>
+      <w:lvlJc w:val="left"/>
+    </w:lvl>
+    <w:lvl w:ilvl="8">
+      <w:start w:val="1"/>
+      <w:numFmt w:val="none"/>
+      <w:suff w:val="nothing"/>
+      <w:lvlText w:val=""/>
+      <w:lvlJc w:val="left"/>
+    </w:lvl>
+  </w:abstractNum>
+  <w:num w:numId="1" w16cid:durableId="232206140">
+    <w:abstractNumId w:val="0"/>
+  </w:num>
+  <w:num w:numId="2" w16cid:durableId="1332223193">
+    <w:abstractNumId w:val="0"/>
+  </w:num>
+  <w:num w:numId="3" w16cid:durableId="1446924149">
+    <w:abstractNumId w:val="0"/>
+  </w:num>
+  <w:num w:numId="4" w16cid:durableId="2127115191">
+    <w:abstractNumId w:val="0"/>
+  </w:num>
+  <w:num w:numId="5" w16cid:durableId="735130558">
+    <w:abstractNumId w:val="0"/>
+  </w:num>
+  <w:num w:numId="6" w16cid:durableId="1121456852">
+    <w:abstractNumId w:val="0"/>
+  </w:num>
+  <w:num w:numId="7" w16cid:durableId="15541056">
+    <w:abstractNumId w:val="0"/>
+  </w:num>
+</w:numbering>
+</file>
+
 <file path=word/styles.xml><?xml version="1.0" encoding="utf-8"?>
 <w:styles xmlns:mc="http://schemas.openxmlformats.org/markup-compatibility/2006" xmlns:r="http://schemas.openxmlformats.org/officeDocument/2006/relationships" xmlns:w="http://schemas.openxmlformats.org/wordprocessingml/2006/main" xmlns:w14="http://schemas.microsoft.com/office/word/2010/wordml" xmlns:w15="http://schemas.microsoft.com/office/word/2012/wordml" xmlns:w16cex="http://schemas.microsoft.com/office/word/2018/wordml/cex" xmlns:w16cid="http://schemas.microsoft.com/office/word/2016/wordml/cid" xmlns:w16="http://schemas.microsoft.com/office/word/2018/wordml" xmlns:w16du="http://schemas.microsoft.com/office/word/2023/wordml/word16du" xmlns:w16sdtdh="http://schemas.microsoft.com/office/word/2020/wordml/sdtdatahash" xmlns:w16sdtfl="http://schemas.microsoft.com/office/word/2024/wordml/sdtformatlock" xmlns:w16se="http://schemas.microsoft.com/office/word/2015/wordml/symex" mc:Ignorable="w14 w15 w16se w16cid w16 w16cex w16sdtdh w16sdtfl w16du">
   <w:docDefaults>
     <w:rPrDefault>
       <w:rPr>
-        <w:rFonts w:ascii="Aptos" w:eastAsia="Aptos" w:hAnsi="Aptos" w:cs="Times New Roman"/>
+        <w:rFonts w:asciiTheme="minorHAnsi" w:eastAsiaTheme="minorHAnsi" w:hAnsiTheme="minorHAnsi" w:cstheme="minorBidi"/>
+        <w:sz w:val="22"/>
+        <w:szCs w:val="22"/>
         <w:lang w:val="en-US" w:eastAsia="en-US" w:bidi="ar-SA"/>
       </w:rPr>
     </w:rPrDefault>
@@ -971,15 +564,15 @@
   </w:docDefaults>
   <w:latentStyles w:defLockedState="0" w:defUIPriority="99" w:defSemiHidden="0" w:defUnhideWhenUsed="0" w:defQFormat="0" w:count="376">
     <w:lsdException w:name="Normal" w:uiPriority="0" w:qFormat="1"/>
-    <w:lsdException w:name="heading 1" w:uiPriority="9" w:qFormat="1"/>
-    <w:lsdException w:name="heading 2" w:semiHidden="1" w:uiPriority="9" w:unhideWhenUsed="1" w:qFormat="1"/>
-    <w:lsdException w:name="heading 3" w:semiHidden="1" w:uiPriority="9" w:unhideWhenUsed="1" w:qFormat="1"/>
-    <w:lsdException w:name="heading 4" w:semiHidden="1" w:uiPriority="9" w:unhideWhenUsed="1" w:qFormat="1"/>
-    <w:lsdException w:name="heading 5" w:semiHidden="1" w:uiPriority="9" w:unhideWhenUsed="1" w:qFormat="1"/>
-    <w:lsdException w:name="heading 6" w:semiHidden="1" w:uiPriority="9" w:unhideWhenUsed="1" w:qFormat="1"/>
-    <w:lsdException w:name="heading 7" w:semiHidden="1" w:uiPriority="9" w:unhideWhenUsed="1" w:qFormat="1"/>
-    <w:lsdException w:name="heading 8" w:semiHidden="1" w:uiPriority="9" w:unhideWhenUsed="1" w:qFormat="1"/>
-    <w:lsdException w:name="heading 9" w:semiHidden="1" w:uiPriority="9" w:unhideWhenUsed="1" w:qFormat="1"/>
+    <w:lsdException w:name="heading 1" w:uiPriority="0" w:qFormat="1"/>
+    <w:lsdException w:name="heading 2" w:semiHidden="1" w:uiPriority="0" w:unhideWhenUsed="1" w:qFormat="1"/>
+    <w:lsdException w:name="heading 3" w:semiHidden="1" w:uiPriority="0" w:unhideWhenUsed="1" w:qFormat="1"/>
+    <w:lsdException w:name="heading 4" w:semiHidden="1" w:uiPriority="0" w:unhideWhenUsed="1" w:qFormat="1"/>
+    <w:lsdException w:name="heading 5" w:semiHidden="1" w:uiPriority="0" w:unhideWhenUsed="1" w:qFormat="1"/>
+    <w:lsdException w:name="heading 6" w:semiHidden="1" w:uiPriority="0" w:unhideWhenUsed="1" w:qFormat="1"/>
+    <w:lsdException w:name="heading 7" w:semiHidden="1" w:uiPriority="0" w:unhideWhenUsed="1" w:qFormat="1"/>
+    <w:lsdException w:name="heading 8" w:semiHidden="1" w:uiPriority="0" w:unhideWhenUsed="1" w:qFormat="1"/>
+    <w:lsdException w:name="heading 9" w:semiHidden="1" w:uiPriority="0" w:unhideWhenUsed="1" w:qFormat="1"/>
     <w:lsdException w:name="index 1" w:semiHidden="1" w:unhideWhenUsed="1"/>
     <w:lsdException w:name="index 2" w:semiHidden="1" w:unhideWhenUsed="1"/>
     <w:lsdException w:name="index 3" w:semiHidden="1" w:unhideWhenUsed="1"/>
@@ -1350,39 +943,33 @@
   <w:style w:type="paragraph" w:default="1" w:styleId="Normal">
     <w:name w:val="Normal"/>
     <w:qFormat/>
-    <w:rsid w:val="009F73A7"/>
-    <w:pPr>
-      <w:widowControl w:val="0"/>
-      <w:suppressAutoHyphens/>
-      <w:spacing w:after="120" w:line="360" w:lineRule="auto"/>
-      <w:jc w:val="both"/>
-    </w:pPr>
-    <w:rPr>
-      <w:rFonts w:ascii="Calibri" w:eastAsia="Lucida Sans Unicode" w:hAnsi="Calibri" w:cs="Calibri"/>
-      <w:szCs w:val="22"/>
+    <w:rsid w:val="002B7171"/>
+    <w:pPr>
+      <w:spacing w:after="240" w:line="276" w:lineRule="auto"/>
+    </w:pPr>
+    <w:rPr>
+      <w:rFonts w:eastAsia="Lucida Sans Unicode" w:cstheme="minorHAnsi"/>
+      <w:sz w:val="28"/>
+      <w:szCs w:val="28"/>
     </w:rPr>
   </w:style>
   <w:style w:type="paragraph" w:styleId="Heading1">
     <w:name w:val="heading 1"/>
-    <w:basedOn w:val="Normal"/>
+    <w:basedOn w:val="NoSpacing"/>
     <w:next w:val="Normal"/>
     <w:link w:val="Heading1Char"/>
-    <w:autoRedefine/>
-    <w:uiPriority w:val="9"/>
-    <w:qFormat/>
-    <w:rsid w:val="009F73A7"/>
+    <w:qFormat/>
+    <w:rsid w:val="002B7171"/>
     <w:pPr>
       <w:keepNext/>
-      <w:keepLines/>
-      <w:spacing w:after="0"/>
-      <w:contextualSpacing/>
-      <w:jc w:val="left"/>
+      <w:spacing w:before="240" w:after="60" w:line="240" w:lineRule="auto"/>
       <w:outlineLvl w:val="0"/>
     </w:pPr>
     <w:rPr>
-      <w:rFonts w:ascii="Abadi" w:eastAsiaTheme="majorEastAsia" w:hAnsi="Abadi" w:cstheme="majorBidi"/>
-      <w:sz w:val="32"/>
-      <w:szCs w:val="32"/>
+      <w:rFonts w:eastAsiaTheme="majorEastAsia"/>
+      <w:b/>
+      <w:kern w:val="28"/>
+      <w:sz w:val="56"/>
     </w:rPr>
   </w:style>
   <w:style w:type="paragraph" w:styleId="Heading2">
@@ -1390,18 +977,19 @@
     <w:basedOn w:val="Heading1"/>
     <w:next w:val="Normal"/>
     <w:link w:val="Heading2Char"/>
-    <w:uiPriority w:val="9"/>
-    <w:semiHidden/>
-    <w:unhideWhenUsed/>
-    <w:qFormat/>
-    <w:rsid w:val="009F73A7"/>
-    <w:pPr>
-      <w:spacing w:before="40"/>
+    <w:qFormat/>
+    <w:rsid w:val="002B7171"/>
+    <w:pPr>
+      <w:numPr>
+        <w:ilvl w:val="1"/>
+        <w:numId w:val="7"/>
+      </w:numPr>
       <w:outlineLvl w:val="1"/>
     </w:pPr>
     <w:rPr>
-      <w:sz w:val="28"/>
-      <w:szCs w:val="28"/>
+      <w:rFonts w:asciiTheme="majorHAnsi" w:hAnsiTheme="majorHAnsi"/>
+      <w:sz w:val="48"/>
+      <w:szCs w:val="48"/>
     </w:rPr>
   </w:style>
   <w:style w:type="paragraph" w:styleId="Heading3">
@@ -1409,20 +997,13 @@
     <w:basedOn w:val="Heading2"/>
     <w:next w:val="Normal"/>
     <w:link w:val="Heading3Char"/>
-    <w:autoRedefine/>
-    <w:uiPriority w:val="9"/>
-    <w:semiHidden/>
-    <w:unhideWhenUsed/>
-    <w:qFormat/>
-    <w:rsid w:val="009F73A7"/>
-    <w:pPr>
-      <w:spacing w:before="0"/>
+    <w:qFormat/>
+    <w:rsid w:val="002B7171"/>
+    <w:pPr>
       <w:outlineLvl w:val="2"/>
     </w:pPr>
     <w:rPr>
-      <w:bCs/>
-      <w:sz w:val="24"/>
-      <w:szCs w:val="24"/>
+      <w:sz w:val="40"/>
     </w:rPr>
   </w:style>
   <w:style w:type="paragraph" w:styleId="Heading4">
@@ -1430,17 +1011,16 @@
     <w:basedOn w:val="Heading3"/>
     <w:next w:val="Normal"/>
     <w:link w:val="Heading4Char"/>
-    <w:autoRedefine/>
-    <w:uiPriority w:val="9"/>
-    <w:semiHidden/>
-    <w:unhideWhenUsed/>
-    <w:qFormat/>
-    <w:rsid w:val="009F73A7"/>
-    <w:pPr>
+    <w:qFormat/>
+    <w:rsid w:val="002B7171"/>
+    <w:pPr>
+      <w:numPr>
+        <w:ilvl w:val="3"/>
+      </w:numPr>
       <w:outlineLvl w:val="3"/>
     </w:pPr>
     <w:rPr>
-      <w:sz w:val="22"/>
+      <w:sz w:val="32"/>
     </w:rPr>
   </w:style>
   <w:style w:type="paragraph" w:styleId="Heading5">
@@ -1448,18 +1028,16 @@
     <w:basedOn w:val="Heading4"/>
     <w:next w:val="Normal"/>
     <w:link w:val="Heading5Char"/>
-    <w:autoRedefine/>
-    <w:uiPriority w:val="9"/>
-    <w:semiHidden/>
-    <w:unhideWhenUsed/>
-    <w:qFormat/>
-    <w:rsid w:val="009F73A7"/>
-    <w:pPr>
+    <w:qFormat/>
+    <w:rsid w:val="002B7171"/>
+    <w:pPr>
+      <w:numPr>
+        <w:ilvl w:val="4"/>
+      </w:numPr>
       <w:outlineLvl w:val="4"/>
     </w:pPr>
     <w:rPr>
-      <w:rFonts w:ascii="Abadi Extra Light" w:hAnsi="Abadi Extra Light"/>
-      <w:bCs w:val="0"/>
+      <w:sz w:val="28"/>
     </w:rPr>
   </w:style>
   <w:style w:type="paragraph" w:styleId="Heading6">
@@ -1467,81 +1045,70 @@
     <w:basedOn w:val="Heading5"/>
     <w:next w:val="Normal"/>
     <w:link w:val="Heading6Char"/>
-    <w:autoRedefine/>
-    <w:uiPriority w:val="9"/>
-    <w:semiHidden/>
-    <w:unhideWhenUsed/>
-    <w:qFormat/>
-    <w:rsid w:val="009F73A7"/>
-    <w:pPr>
+    <w:qFormat/>
+    <w:rsid w:val="002B7171"/>
+    <w:pPr>
+      <w:numPr>
+        <w:ilvl w:val="5"/>
+      </w:numPr>
       <w:outlineLvl w:val="5"/>
     </w:pPr>
     <w:rPr>
-      <w:rFonts w:eastAsiaTheme="minorEastAsia" w:cstheme="minorBidi"/>
-      <w:b/>
       <w:bCs/>
-      <w:sz w:val="20"/>
+      <w:sz w:val="24"/>
+      <w:szCs w:val="24"/>
+      <w:u w:val="single"/>
     </w:rPr>
   </w:style>
   <w:style w:type="paragraph" w:styleId="Heading7">
     <w:name w:val="heading 7"/>
-    <w:basedOn w:val="Normal"/>
+    <w:basedOn w:val="Heading6"/>
     <w:next w:val="Normal"/>
     <w:link w:val="Heading7Char"/>
-    <w:uiPriority w:val="9"/>
-    <w:semiHidden/>
-    <w:unhideWhenUsed/>
-    <w:qFormat/>
-    <w:rsid w:val="009F73A7"/>
-    <w:pPr>
-      <w:spacing w:before="240" w:after="60"/>
+    <w:qFormat/>
+    <w:rsid w:val="002B7171"/>
+    <w:pPr>
+      <w:keepNext w:val="0"/>
+      <w:numPr>
+        <w:ilvl w:val="0"/>
+        <w:numId w:val="0"/>
+      </w:numPr>
       <w:outlineLvl w:val="6"/>
     </w:pPr>
     <w:rPr>
-      <w:rFonts w:asciiTheme="minorHAnsi" w:eastAsiaTheme="minorEastAsia" w:hAnsiTheme="minorHAnsi" w:cstheme="minorBidi"/>
-      <w:sz w:val="24"/>
-      <w:szCs w:val="24"/>
+      <w:b w:val="0"/>
+      <w:kern w:val="0"/>
     </w:rPr>
   </w:style>
   <w:style w:type="paragraph" w:styleId="Heading8">
     <w:name w:val="heading 8"/>
-    <w:basedOn w:val="Normal"/>
+    <w:basedOn w:val="Heading6"/>
     <w:next w:val="Normal"/>
     <w:link w:val="Heading8Char"/>
-    <w:uiPriority w:val="9"/>
-    <w:semiHidden/>
-    <w:unhideWhenUsed/>
-    <w:qFormat/>
-    <w:rsid w:val="009F73A7"/>
-    <w:pPr>
-      <w:spacing w:before="240" w:after="60"/>
+    <w:qFormat/>
+    <w:rsid w:val="002B7171"/>
+    <w:pPr>
       <w:outlineLvl w:val="7"/>
     </w:pPr>
     <w:rPr>
-      <w:rFonts w:asciiTheme="minorHAnsi" w:eastAsiaTheme="minorEastAsia" w:hAnsiTheme="minorHAnsi" w:cstheme="minorBidi"/>
       <w:i/>
       <w:iCs/>
-      <w:sz w:val="24"/>
-      <w:szCs w:val="24"/>
+      <w:u w:val="none"/>
     </w:rPr>
   </w:style>
   <w:style w:type="paragraph" w:styleId="Heading9">
     <w:name w:val="heading 9"/>
-    <w:basedOn w:val="Normal"/>
+    <w:basedOn w:val="Heading8"/>
     <w:next w:val="Normal"/>
     <w:link w:val="Heading9Char"/>
-    <w:uiPriority w:val="9"/>
-    <w:semiHidden/>
-    <w:unhideWhenUsed/>
-    <w:qFormat/>
-    <w:rsid w:val="009F73A7"/>
-    <w:pPr>
-      <w:spacing w:before="240" w:after="60"/>
+    <w:qFormat/>
+    <w:rsid w:val="002B7171"/>
+    <w:pPr>
       <w:outlineLvl w:val="8"/>
     </w:pPr>
     <w:rPr>
-      <w:rFonts w:asciiTheme="majorHAnsi" w:eastAsiaTheme="majorEastAsia" w:hAnsiTheme="majorHAnsi" w:cstheme="majorBidi"/>
-      <w:sz w:val="22"/>
+      <w:b w:val="0"/>
+      <w:bCs w:val="0"/>
     </w:rPr>
   </w:style>
   <w:style w:type="character" w:default="1" w:styleId="DefaultParagraphFont">
@@ -1599,113 +1166,116 @@
     <w:link w:val="NoSpacingChar"/>
     <w:uiPriority w:val="1"/>
     <w:qFormat/>
-    <w:rsid w:val="009F73A7"/>
-    <w:pPr>
-      <w:spacing w:after="0" w:line="276" w:lineRule="auto"/>
+    <w:rsid w:val="002B7171"/>
+    <w:pPr>
+      <w:spacing w:after="0"/>
     </w:pPr>
   </w:style>
   <w:style w:type="character" w:customStyle="1" w:styleId="Heading1Char">
     <w:name w:val="Heading 1 Char"/>
+    <w:basedOn w:val="DefaultParagraphFont"/>
     <w:link w:val="Heading1"/>
-    <w:uiPriority w:val="9"/>
-    <w:rsid w:val="009F73A7"/>
-    <w:rPr>
-      <w:rFonts w:ascii="Abadi" w:eastAsiaTheme="majorEastAsia" w:hAnsi="Abadi" w:cstheme="majorBidi"/>
-      <w:sz w:val="32"/>
-      <w:szCs w:val="32"/>
+    <w:rsid w:val="002B7171"/>
+    <w:rPr>
+      <w:rFonts w:eastAsiaTheme="majorEastAsia" w:cstheme="minorHAnsi"/>
+      <w:b/>
+      <w:kern w:val="28"/>
+      <w:sz w:val="56"/>
+      <w:szCs w:val="28"/>
     </w:rPr>
   </w:style>
   <w:style w:type="character" w:customStyle="1" w:styleId="Heading2Char">
     <w:name w:val="Heading 2 Char"/>
+    <w:basedOn w:val="DefaultParagraphFont"/>
     <w:link w:val="Heading2"/>
-    <w:uiPriority w:val="9"/>
-    <w:semiHidden/>
-    <w:rsid w:val="009F73A7"/>
-    <w:rPr>
-      <w:rFonts w:ascii="Abadi" w:eastAsiaTheme="majorEastAsia" w:hAnsi="Abadi" w:cstheme="majorBidi"/>
-      <w:sz w:val="28"/>
-      <w:szCs w:val="28"/>
+    <w:rsid w:val="002B7171"/>
+    <w:rPr>
+      <w:rFonts w:asciiTheme="majorHAnsi" w:eastAsiaTheme="majorEastAsia" w:hAnsiTheme="majorHAnsi" w:cstheme="minorHAnsi"/>
+      <w:b/>
+      <w:kern w:val="28"/>
+      <w:sz w:val="48"/>
+      <w:szCs w:val="48"/>
     </w:rPr>
   </w:style>
   <w:style w:type="character" w:customStyle="1" w:styleId="Heading3Char">
     <w:name w:val="Heading 3 Char"/>
     <w:basedOn w:val="DefaultParagraphFont"/>
     <w:link w:val="Heading3"/>
-    <w:uiPriority w:val="9"/>
-    <w:semiHidden/>
-    <w:rsid w:val="009F73A7"/>
-    <w:rPr>
-      <w:rFonts w:ascii="Abadi" w:eastAsiaTheme="majorEastAsia" w:hAnsi="Abadi" w:cstheme="majorBidi"/>
-      <w:bCs/>
-      <w:sz w:val="24"/>
-      <w:szCs w:val="24"/>
+    <w:rsid w:val="002B7171"/>
+    <w:rPr>
+      <w:rFonts w:asciiTheme="majorHAnsi" w:eastAsiaTheme="majorEastAsia" w:hAnsiTheme="majorHAnsi" w:cstheme="minorHAnsi"/>
+      <w:b/>
+      <w:kern w:val="28"/>
+      <w:sz w:val="40"/>
+      <w:szCs w:val="48"/>
     </w:rPr>
   </w:style>
   <w:style w:type="character" w:customStyle="1" w:styleId="Heading4Char">
     <w:name w:val="Heading 4 Char"/>
     <w:basedOn w:val="DefaultParagraphFont"/>
     <w:link w:val="Heading4"/>
-    <w:uiPriority w:val="9"/>
-    <w:semiHidden/>
-    <w:rsid w:val="009F73A7"/>
-    <w:rPr>
-      <w:rFonts w:ascii="Abadi" w:eastAsiaTheme="majorEastAsia" w:hAnsi="Abadi" w:cstheme="majorBidi"/>
-      <w:bCs/>
-      <w:sz w:val="22"/>
-      <w:szCs w:val="24"/>
+    <w:rsid w:val="002B7171"/>
+    <w:rPr>
+      <w:rFonts w:asciiTheme="majorHAnsi" w:eastAsiaTheme="majorEastAsia" w:hAnsiTheme="majorHAnsi" w:cstheme="minorHAnsi"/>
+      <w:b/>
+      <w:kern w:val="28"/>
+      <w:sz w:val="32"/>
+      <w:szCs w:val="48"/>
     </w:rPr>
   </w:style>
   <w:style w:type="character" w:customStyle="1" w:styleId="Heading5Char">
     <w:name w:val="Heading 5 Char"/>
     <w:basedOn w:val="DefaultParagraphFont"/>
     <w:link w:val="Heading5"/>
-    <w:uiPriority w:val="9"/>
-    <w:semiHidden/>
-    <w:rsid w:val="009F73A7"/>
-    <w:rPr>
-      <w:rFonts w:ascii="Abadi Extra Light" w:eastAsiaTheme="majorEastAsia" w:hAnsi="Abadi Extra Light" w:cstheme="majorBidi"/>
-      <w:sz w:val="22"/>
-      <w:szCs w:val="24"/>
+    <w:rsid w:val="002B7171"/>
+    <w:rPr>
+      <w:rFonts w:asciiTheme="majorHAnsi" w:eastAsiaTheme="majorEastAsia" w:hAnsiTheme="majorHAnsi" w:cstheme="minorHAnsi"/>
+      <w:b/>
+      <w:kern w:val="28"/>
+      <w:sz w:val="28"/>
+      <w:szCs w:val="48"/>
     </w:rPr>
   </w:style>
   <w:style w:type="character" w:customStyle="1" w:styleId="Heading6Char">
     <w:name w:val="Heading 6 Char"/>
     <w:basedOn w:val="DefaultParagraphFont"/>
     <w:link w:val="Heading6"/>
-    <w:uiPriority w:val="9"/>
-    <w:semiHidden/>
-    <w:rsid w:val="009F73A7"/>
-    <w:rPr>
-      <w:rFonts w:ascii="Abadi Extra Light" w:eastAsiaTheme="minorEastAsia" w:hAnsi="Abadi Extra Light" w:cstheme="minorBidi"/>
+    <w:rsid w:val="002B7171"/>
+    <w:rPr>
+      <w:rFonts w:asciiTheme="majorHAnsi" w:eastAsiaTheme="majorEastAsia" w:hAnsiTheme="majorHAnsi" w:cstheme="minorHAnsi"/>
       <w:b/>
       <w:bCs/>
+      <w:kern w:val="28"/>
+      <w:sz w:val="24"/>
       <w:szCs w:val="24"/>
+      <w:u w:val="single"/>
     </w:rPr>
   </w:style>
   <w:style w:type="character" w:customStyle="1" w:styleId="Heading7Char">
     <w:name w:val="Heading 7 Char"/>
     <w:basedOn w:val="DefaultParagraphFont"/>
     <w:link w:val="Heading7"/>
-    <w:uiPriority w:val="9"/>
-    <w:semiHidden/>
-    <w:rsid w:val="009F73A7"/>
-    <w:rPr>
-      <w:rFonts w:asciiTheme="minorHAnsi" w:eastAsiaTheme="minorEastAsia" w:hAnsiTheme="minorHAnsi" w:cstheme="minorBidi"/>
+    <w:rsid w:val="002B7171"/>
+    <w:rPr>
+      <w:rFonts w:asciiTheme="majorHAnsi" w:eastAsiaTheme="majorEastAsia" w:hAnsiTheme="majorHAnsi" w:cstheme="minorHAnsi"/>
+      <w:bCs/>
       <w:sz w:val="24"/>
       <w:szCs w:val="24"/>
+      <w:u w:val="single"/>
     </w:rPr>
   </w:style>
   <w:style w:type="character" w:customStyle="1" w:styleId="Heading8Char">
     <w:name w:val="Heading 8 Char"/>
     <w:basedOn w:val="DefaultParagraphFont"/>
     <w:link w:val="Heading8"/>
-    <w:uiPriority w:val="9"/>
-    <w:semiHidden/>
-    <w:rsid w:val="009F73A7"/>
-    <w:rPr>
-      <w:rFonts w:asciiTheme="minorHAnsi" w:eastAsiaTheme="minorEastAsia" w:hAnsiTheme="minorHAnsi" w:cstheme="minorBidi"/>
+    <w:rsid w:val="002B7171"/>
+    <w:rPr>
+      <w:rFonts w:asciiTheme="majorHAnsi" w:eastAsiaTheme="majorEastAsia" w:hAnsiTheme="majorHAnsi" w:cstheme="minorHAnsi"/>
+      <w:b/>
+      <w:bCs/>
       <w:i/>
       <w:iCs/>
+      <w:kern w:val="28"/>
       <w:sz w:val="24"/>
       <w:szCs w:val="24"/>
     </w:rPr>
@@ -1714,70 +1284,66 @@
     <w:name w:val="Heading 9 Char"/>
     <w:basedOn w:val="DefaultParagraphFont"/>
     <w:link w:val="Heading9"/>
-    <w:uiPriority w:val="9"/>
-    <w:semiHidden/>
-    <w:rsid w:val="009F73A7"/>
-    <w:rPr>
-      <w:rFonts w:asciiTheme="majorHAnsi" w:eastAsiaTheme="majorEastAsia" w:hAnsiTheme="majorHAnsi" w:cstheme="majorBidi"/>
-      <w:sz w:val="22"/>
-      <w:szCs w:val="22"/>
+    <w:rsid w:val="002B7171"/>
+    <w:rPr>
+      <w:rFonts w:asciiTheme="majorHAnsi" w:eastAsiaTheme="majorEastAsia" w:hAnsiTheme="majorHAnsi" w:cstheme="minorHAnsi"/>
+      <w:i/>
+      <w:iCs/>
+      <w:kern w:val="28"/>
+      <w:sz w:val="24"/>
+      <w:szCs w:val="24"/>
     </w:rPr>
   </w:style>
   <w:style w:type="paragraph" w:styleId="Title">
     <w:name w:val="Title"/>
-    <w:basedOn w:val="Normal"/>
+    <w:basedOn w:val="NoSpacing"/>
     <w:next w:val="Normal"/>
     <w:link w:val="TitleChar"/>
     <w:uiPriority w:val="10"/>
     <w:qFormat/>
-    <w:rsid w:val="009F73A7"/>
-    <w:pPr>
-      <w:spacing w:after="0" w:line="240" w:lineRule="auto"/>
-      <w:contextualSpacing/>
-      <w:jc w:val="left"/>
-    </w:pPr>
-    <w:rPr>
-      <w:rFonts w:ascii="Abadi" w:eastAsiaTheme="majorEastAsia" w:hAnsi="Abadi" w:cstheme="majorBidi"/>
+    <w:rsid w:val="002B7171"/>
+    <w:pPr>
+      <w:spacing w:line="240" w:lineRule="auto"/>
+    </w:pPr>
+    <w:rPr>
+      <w:rFonts w:asciiTheme="majorHAnsi" w:eastAsiaTheme="majorEastAsia" w:hAnsiTheme="majorHAnsi" w:cstheme="majorBidi"/>
       <w:b/>
+      <w:bCs/>
       <w:spacing w:val="-10"/>
       <w:kern w:val="28"/>
-      <w:sz w:val="56"/>
-      <w:szCs w:val="56"/>
+      <w:sz w:val="72"/>
+      <w:szCs w:val="72"/>
     </w:rPr>
   </w:style>
   <w:style w:type="character" w:customStyle="1" w:styleId="TitleChar">
     <w:name w:val="Title Char"/>
+    <w:basedOn w:val="DefaultParagraphFont"/>
     <w:link w:val="Title"/>
     <w:uiPriority w:val="10"/>
-    <w:rsid w:val="009F73A7"/>
-    <w:rPr>
-      <w:rFonts w:ascii="Abadi" w:eastAsiaTheme="majorEastAsia" w:hAnsi="Abadi" w:cstheme="majorBidi"/>
+    <w:rsid w:val="002B7171"/>
+    <w:rPr>
+      <w:rFonts w:asciiTheme="majorHAnsi" w:eastAsiaTheme="majorEastAsia" w:hAnsiTheme="majorHAnsi" w:cstheme="majorBidi"/>
       <w:b/>
+      <w:bCs/>
       <w:spacing w:val="-10"/>
       <w:kern w:val="28"/>
-      <w:sz w:val="56"/>
-      <w:szCs w:val="56"/>
+      <w:sz w:val="72"/>
+      <w:szCs w:val="72"/>
     </w:rPr>
   </w:style>
   <w:style w:type="paragraph" w:styleId="Subtitle">
     <w:name w:val="Subtitle"/>
-    <w:basedOn w:val="Heading1"/>
+    <w:basedOn w:val="Title"/>
     <w:next w:val="Normal"/>
     <w:link w:val="SubtitleChar"/>
     <w:uiPriority w:val="11"/>
     <w:qFormat/>
-    <w:rsid w:val="009F73A7"/>
-    <w:pPr>
-      <w:spacing w:after="120" w:line="240" w:lineRule="auto"/>
-      <w:outlineLvl w:val="1"/>
-    </w:pPr>
-    <w:rPr>
-      <w:rFonts w:ascii="Abadi Extra Light" w:hAnsi="Abadi Extra Light"/>
-      <w:b/>
-      <w:bCs/>
-      <w:color w:val="808080" w:themeColor="background1" w:themeShade="80"/>
-      <w:sz w:val="24"/>
-      <w:szCs w:val="24"/>
+    <w:rsid w:val="002B7171"/>
+    <w:rPr>
+      <w:b w:val="0"/>
+      <w:bCs w:val="0"/>
+      <w:color w:val="7F7F7F" w:themeColor="text1" w:themeTint="80"/>
+      <w:vertAlign w:val="superscript"/>
     </w:rPr>
   </w:style>
   <w:style w:type="character" w:customStyle="1" w:styleId="SubtitleChar">
@@ -1785,14 +1351,15 @@
     <w:basedOn w:val="DefaultParagraphFont"/>
     <w:link w:val="Subtitle"/>
     <w:uiPriority w:val="11"/>
-    <w:rsid w:val="009F73A7"/>
-    <w:rPr>
-      <w:rFonts w:ascii="Abadi Extra Light" w:eastAsiaTheme="majorEastAsia" w:hAnsi="Abadi Extra Light" w:cstheme="majorBidi"/>
-      <w:b/>
-      <w:bCs/>
-      <w:color w:val="808080" w:themeColor="background1" w:themeShade="80"/>
-      <w:sz w:val="24"/>
-      <w:szCs w:val="24"/>
+    <w:rsid w:val="002B7171"/>
+    <w:rPr>
+      <w:rFonts w:asciiTheme="majorHAnsi" w:eastAsiaTheme="majorEastAsia" w:hAnsiTheme="majorHAnsi" w:cstheme="majorBidi"/>
+      <w:color w:val="7F7F7F" w:themeColor="text1" w:themeTint="80"/>
+      <w:spacing w:val="-10"/>
+      <w:kern w:val="28"/>
+      <w:sz w:val="72"/>
+      <w:szCs w:val="72"/>
+      <w:vertAlign w:val="superscript"/>
     </w:rPr>
   </w:style>
   <w:style w:type="paragraph" w:styleId="Quote">
@@ -1802,16 +1369,20 @@
     <w:link w:val="QuoteChar"/>
     <w:uiPriority w:val="29"/>
     <w:qFormat/>
-    <w:rsid w:val="009F73A7"/>
-    <w:pPr>
-      <w:spacing w:before="200" w:after="160"/>
-      <w:ind w:left="864" w:right="864"/>
-      <w:jc w:val="center"/>
-    </w:pPr>
-    <w:rPr>
-      <w:i/>
-      <w:iCs/>
-      <w:color w:val="404040" w:themeColor="text1" w:themeTint="BF"/>
+    <w:rsid w:val="002B7171"/>
+    <w:pPr>
+      <w:keepLines/>
+      <w:pageBreakBefore/>
+      <w:pBdr>
+        <w:left w:val="single" w:sz="4" w:space="7" w:color="auto"/>
+      </w:pBdr>
+      <w:spacing w:before="120" w:after="120"/>
+      <w:ind w:left="360"/>
+      <w:contextualSpacing/>
+      <w:mirrorIndents/>
+    </w:pPr>
+    <w:rPr>
+      <w:rFonts w:eastAsiaTheme="minorHAnsi"/>
     </w:rPr>
   </w:style>
   <w:style w:type="character" w:customStyle="1" w:styleId="QuoteChar">
@@ -1819,13 +1390,11 @@
     <w:basedOn w:val="DefaultParagraphFont"/>
     <w:link w:val="Quote"/>
     <w:uiPriority w:val="29"/>
-    <w:rsid w:val="009F73A7"/>
-    <w:rPr>
-      <w:rFonts w:ascii="Calibri" w:eastAsia="Lucida Sans Unicode" w:hAnsi="Calibri" w:cs="Calibri"/>
-      <w:i/>
-      <w:iCs/>
-      <w:color w:val="404040" w:themeColor="text1" w:themeTint="BF"/>
-      <w:szCs w:val="22"/>
+    <w:rsid w:val="002B7171"/>
+    <w:rPr>
+      <w:rFonts w:cstheme="minorHAnsi"/>
+      <w:sz w:val="28"/>
+      <w:szCs w:val="28"/>
     </w:rPr>
   </w:style>
   <w:style w:type="paragraph" w:styleId="ListParagraph">
@@ -1833,45 +1402,44 @@
     <w:basedOn w:val="Normal"/>
     <w:uiPriority w:val="34"/>
     <w:qFormat/>
-    <w:rsid w:val="009F73A7"/>
+    <w:rsid w:val="002B7171"/>
     <w:pPr>
       <w:ind w:left="720"/>
+      <w:contextualSpacing/>
     </w:pPr>
   </w:style>
   <w:style w:type="character" w:styleId="IntenseEmphasis">
     <w:name w:val="Intense Emphasis"/>
-    <w:basedOn w:val="DefaultParagraphFont"/>
+    <w:basedOn w:val="Emphasis"/>
     <w:uiPriority w:val="21"/>
     <w:qFormat/>
-    <w:rsid w:val="009F73A7"/>
-    <w:rPr>
+    <w:rsid w:val="002B7171"/>
+    <w:rPr>
+      <w:rFonts w:asciiTheme="minorHAnsi" w:hAnsiTheme="minorHAnsi" w:cstheme="minorHAnsi"/>
       <w:b/>
+      <w:bCs/>
       <w:i/>
       <w:iCs/>
-      <w:color w:val="auto"/>
+      <w:sz w:val="28"/>
+      <w:szCs w:val="28"/>
     </w:rPr>
   </w:style>
   <w:style w:type="paragraph" w:styleId="IntenseQuote">
     <w:name w:val="Intense Quote"/>
-    <w:basedOn w:val="Normal"/>
+    <w:basedOn w:val="Quote"/>
     <w:next w:val="Normal"/>
     <w:link w:val="IntenseQuoteChar"/>
-    <w:autoRedefine/>
     <w:uiPriority w:val="30"/>
     <w:qFormat/>
-    <w:rsid w:val="009F73A7"/>
+    <w:rsid w:val="002B7171"/>
     <w:pPr>
       <w:pBdr>
-        <w:top w:val="single" w:sz="4" w:space="10" w:color="auto"/>
-        <w:bottom w:val="single" w:sz="4" w:space="10" w:color="auto"/>
+        <w:left w:val="single" w:sz="18" w:space="7" w:color="auto"/>
       </w:pBdr>
-      <w:spacing w:before="360" w:after="360"/>
-      <w:ind w:left="864" w:right="864"/>
-      <w:jc w:val="center"/>
-    </w:pPr>
-    <w:rPr>
-      <w:i/>
-      <w:iCs/>
+    </w:pPr>
+    <w:rPr>
+      <w:b/>
+      <w:bCs/>
     </w:rPr>
   </w:style>
   <w:style w:type="character" w:customStyle="1" w:styleId="IntenseQuoteChar">
@@ -1879,33 +1447,34 @@
     <w:basedOn w:val="DefaultParagraphFont"/>
     <w:link w:val="IntenseQuote"/>
     <w:uiPriority w:val="30"/>
-    <w:rsid w:val="009F73A7"/>
-    <w:rPr>
-      <w:rFonts w:ascii="Calibri" w:eastAsia="Lucida Sans Unicode" w:hAnsi="Calibri" w:cs="Calibri"/>
-      <w:i/>
-      <w:iCs/>
-      <w:szCs w:val="22"/>
+    <w:rsid w:val="002B7171"/>
+    <w:rPr>
+      <w:rFonts w:cstheme="minorHAnsi"/>
+      <w:b/>
+      <w:bCs/>
+      <w:sz w:val="28"/>
+      <w:szCs w:val="28"/>
     </w:rPr>
   </w:style>
   <w:style w:type="character" w:styleId="IntenseReference">
     <w:name w:val="Intense Reference"/>
-    <w:basedOn w:val="DefaultParagraphFont"/>
+    <w:basedOn w:val="SubtleReference"/>
     <w:uiPriority w:val="32"/>
     <w:qFormat/>
-    <w:rsid w:val="009F73A7"/>
+    <w:rsid w:val="002B7171"/>
     <w:rPr>
       <w:b/>
       <w:bCs/>
-      <w:smallCaps/>
-      <w:color w:val="auto"/>
-      <w:spacing w:val="5"/>
+      <w:caps/>
+      <w:color w:val="7F7F7F" w:themeColor="text1" w:themeTint="80"/>
+      <w:sz w:val="22"/>
+      <w:szCs w:val="22"/>
     </w:rPr>
   </w:style>
   <w:style w:type="paragraph" w:customStyle="1" w:styleId="Indent-01NS">
     <w:name w:val="Indent-01 NS"/>
     <w:basedOn w:val="NoSpacing"/>
     <w:link w:val="Indent-01NSChar"/>
-    <w:qFormat/>
     <w:rsid w:val="009F73A7"/>
     <w:pPr>
       <w:ind w:left="720"/>
@@ -1918,6 +1487,7 @@
     <w:rsid w:val="009F73A7"/>
     <w:rPr>
       <w:rFonts w:ascii="Calibri" w:eastAsia="Lucida Sans Unicode" w:hAnsi="Calibri" w:cs="Calibri"/>
+      <w:sz w:val="28"/>
       <w:szCs w:val="22"/>
     </w:rPr>
   </w:style>
@@ -1925,7 +1495,6 @@
     <w:name w:val="Indent-02 NS"/>
     <w:basedOn w:val="Indent-01NS"/>
     <w:link w:val="Indent-02NSChar"/>
-    <w:qFormat/>
     <w:rsid w:val="009F73A7"/>
     <w:pPr>
       <w:ind w:left="1440"/>
@@ -1938,6 +1507,7 @@
     <w:rsid w:val="009F73A7"/>
     <w:rPr>
       <w:rFonts w:ascii="Calibri" w:eastAsia="Lucida Sans Unicode" w:hAnsi="Calibri" w:cs="Calibri"/>
+      <w:sz w:val="28"/>
       <w:szCs w:val="22"/>
     </w:rPr>
   </w:style>
@@ -1945,7 +1515,6 @@
     <w:name w:val="Indent-03 NS"/>
     <w:basedOn w:val="Indent-02NS"/>
     <w:link w:val="Indent-03NSChar"/>
-    <w:qFormat/>
     <w:rsid w:val="009F73A7"/>
     <w:pPr>
       <w:ind w:left="2160"/>
@@ -1958,6 +1527,7 @@
     <w:rsid w:val="009F73A7"/>
     <w:rPr>
       <w:rFonts w:ascii="Calibri" w:eastAsia="Lucida Sans Unicode" w:hAnsi="Calibri" w:cs="Calibri"/>
+      <w:sz w:val="28"/>
       <w:szCs w:val="22"/>
     </w:rPr>
   </w:style>
@@ -1965,7 +1535,6 @@
     <w:name w:val="Indent-04 NS"/>
     <w:basedOn w:val="Indent-03NS"/>
     <w:link w:val="Indent-04NSChar"/>
-    <w:qFormat/>
     <w:rsid w:val="009F73A7"/>
     <w:pPr>
       <w:ind w:left="2880"/>
@@ -1978,6 +1547,7 @@
     <w:rsid w:val="009F73A7"/>
     <w:rPr>
       <w:rFonts w:ascii="Calibri" w:eastAsia="Lucida Sans Unicode" w:hAnsi="Calibri" w:cs="Calibri"/>
+      <w:sz w:val="28"/>
       <w:szCs w:val="22"/>
     </w:rPr>
   </w:style>
@@ -1985,7 +1555,6 @@
     <w:name w:val="Normal (Body)"/>
     <w:basedOn w:val="Normal"/>
     <w:link w:val="NormalBodyChar"/>
-    <w:qFormat/>
     <w:rsid w:val="009F73A7"/>
     <w:pPr>
       <w:ind w:firstLine="720"/>
@@ -2005,7 +1574,6 @@
     <w:name w:val="No Spacing (Body)"/>
     <w:basedOn w:val="NoSpacing"/>
     <w:link w:val="NoSpacingBodyChar"/>
-    <w:qFormat/>
     <w:rsid w:val="009F73A7"/>
     <w:pPr>
       <w:ind w:firstLine="720"/>
@@ -2018,6 +1586,7 @@
     <w:rsid w:val="009F73A7"/>
     <w:rPr>
       <w:rFonts w:ascii="Calibri" w:eastAsia="Lucida Sans Unicode" w:hAnsi="Calibri" w:cs="Calibri"/>
+      <w:sz w:val="28"/>
       <w:szCs w:val="22"/>
     </w:rPr>
   </w:style>
@@ -2028,8 +1597,201 @@
     <w:uiPriority w:val="1"/>
     <w:rsid w:val="009F73A7"/>
     <w:rPr>
-      <w:rFonts w:ascii="Calibri" w:eastAsia="Lucida Sans Unicode" w:hAnsi="Calibri" w:cs="Calibri"/>
+      <w:rFonts w:eastAsia="Lucida Sans Unicode" w:cstheme="minorHAnsi"/>
+      <w:sz w:val="28"/>
+      <w:szCs w:val="28"/>
+    </w:rPr>
+  </w:style>
+  <w:style w:type="paragraph" w:customStyle="1" w:styleId="Subheading1">
+    <w:name w:val="Subheading 1"/>
+    <w:basedOn w:val="Heading1"/>
+    <w:next w:val="Normal"/>
+    <w:link w:val="Subheading1Char"/>
+    <w:qFormat/>
+    <w:rsid w:val="002B7171"/>
+    <w:pPr>
+      <w:spacing w:before="0" w:after="0"/>
+      <w:contextualSpacing/>
+    </w:pPr>
+    <w:rPr>
+      <w:rFonts w:asciiTheme="majorHAnsi" w:eastAsiaTheme="minorHAnsi" w:hAnsiTheme="majorHAnsi"/>
+      <w:sz w:val="48"/>
+      <w:szCs w:val="48"/>
+      <w:vertAlign w:val="superscript"/>
+    </w:rPr>
+  </w:style>
+  <w:style w:type="character" w:customStyle="1" w:styleId="Subheading1Char">
+    <w:name w:val="Subheading 1 Char"/>
+    <w:basedOn w:val="DefaultParagraphFont"/>
+    <w:link w:val="Subheading1"/>
+    <w:rsid w:val="002B7171"/>
+    <w:rPr>
+      <w:rFonts w:asciiTheme="majorHAnsi" w:hAnsiTheme="majorHAnsi" w:cstheme="minorHAnsi"/>
+      <w:b/>
+      <w:kern w:val="28"/>
+      <w:sz w:val="48"/>
+      <w:szCs w:val="48"/>
+      <w:vertAlign w:val="superscript"/>
+    </w:rPr>
+  </w:style>
+  <w:style w:type="paragraph" w:customStyle="1" w:styleId="Subheading2">
+    <w:name w:val="Subheading 2"/>
+    <w:basedOn w:val="Subheading1"/>
+    <w:next w:val="Normal"/>
+    <w:link w:val="Subheading2Char"/>
+    <w:qFormat/>
+    <w:rsid w:val="002B7171"/>
+  </w:style>
+  <w:style w:type="character" w:customStyle="1" w:styleId="Subheading2Char">
+    <w:name w:val="Subheading 2 Char"/>
+    <w:basedOn w:val="Subheading1Char"/>
+    <w:link w:val="Subheading2"/>
+    <w:rsid w:val="002B7171"/>
+    <w:rPr>
+      <w:rFonts w:asciiTheme="majorHAnsi" w:hAnsiTheme="majorHAnsi" w:cstheme="minorHAnsi"/>
+      <w:b/>
+      <w:kern w:val="28"/>
+      <w:sz w:val="48"/>
+      <w:szCs w:val="48"/>
+      <w:vertAlign w:val="superscript"/>
+    </w:rPr>
+  </w:style>
+  <w:style w:type="paragraph" w:customStyle="1" w:styleId="Subheading3">
+    <w:name w:val="Subheading 3"/>
+    <w:basedOn w:val="Subheading2"/>
+    <w:next w:val="Normal"/>
+    <w:link w:val="Subheading3Char"/>
+    <w:qFormat/>
+    <w:rsid w:val="002B7171"/>
+    <w:rPr>
+      <w:sz w:val="40"/>
+      <w:szCs w:val="40"/>
+    </w:rPr>
+  </w:style>
+  <w:style w:type="character" w:customStyle="1" w:styleId="Subheading3Char">
+    <w:name w:val="Subheading 3 Char"/>
+    <w:basedOn w:val="Subheading2Char"/>
+    <w:link w:val="Subheading3"/>
+    <w:rsid w:val="002B7171"/>
+    <w:rPr>
+      <w:rFonts w:asciiTheme="majorHAnsi" w:hAnsiTheme="majorHAnsi" w:cstheme="minorHAnsi"/>
+      <w:b/>
+      <w:kern w:val="28"/>
+      <w:sz w:val="40"/>
+      <w:szCs w:val="40"/>
+      <w:vertAlign w:val="superscript"/>
+    </w:rPr>
+  </w:style>
+  <w:style w:type="paragraph" w:customStyle="1" w:styleId="Suptitle">
+    <w:name w:val="Suptitle"/>
+    <w:basedOn w:val="Subtitle"/>
+    <w:link w:val="SuptitleChar"/>
+    <w:qFormat/>
+    <w:rsid w:val="002B7171"/>
+    <w:pPr>
+      <w:spacing w:before="240"/>
+    </w:pPr>
+    <w:rPr>
+      <w:vertAlign w:val="subscript"/>
+    </w:rPr>
+  </w:style>
+  <w:style w:type="character" w:customStyle="1" w:styleId="SuptitleChar">
+    <w:name w:val="Suptitle Char"/>
+    <w:basedOn w:val="SubtitleChar"/>
+    <w:link w:val="Suptitle"/>
+    <w:rsid w:val="002B7171"/>
+    <w:rPr>
+      <w:rFonts w:asciiTheme="majorHAnsi" w:eastAsiaTheme="majorEastAsia" w:hAnsiTheme="majorHAnsi" w:cstheme="majorBidi"/>
+      <w:color w:val="7F7F7F" w:themeColor="text1" w:themeTint="80"/>
+      <w:spacing w:val="-10"/>
+      <w:kern w:val="28"/>
+      <w:sz w:val="72"/>
+      <w:szCs w:val="72"/>
+      <w:vertAlign w:val="subscript"/>
+    </w:rPr>
+  </w:style>
+  <w:style w:type="paragraph" w:styleId="Caption">
+    <w:name w:val="caption"/>
+    <w:basedOn w:val="Normal"/>
+    <w:next w:val="Normal"/>
+    <w:uiPriority w:val="35"/>
+    <w:semiHidden/>
+    <w:unhideWhenUsed/>
+    <w:qFormat/>
+    <w:rsid w:val="002B7171"/>
+    <w:pPr>
+      <w:spacing w:after="200"/>
+    </w:pPr>
+    <w:rPr>
+      <w:rFonts w:eastAsia="Times New Roman"/>
+      <w:i/>
+      <w:iCs/>
+      <w:color w:val="0E2841" w:themeColor="text2"/>
+      <w:szCs w:val="18"/>
+    </w:rPr>
+  </w:style>
+  <w:style w:type="character" w:styleId="Strong">
+    <w:name w:val="Strong"/>
+    <w:uiPriority w:val="22"/>
+    <w:qFormat/>
+    <w:rsid w:val="002B7171"/>
+    <w:rPr>
+      <w:b/>
+      <w:bCs/>
+    </w:rPr>
+  </w:style>
+  <w:style w:type="character" w:styleId="Emphasis">
+    <w:name w:val="Emphasis"/>
+    <w:uiPriority w:val="20"/>
+    <w:qFormat/>
+    <w:rsid w:val="002B7171"/>
+    <w:rPr>
+      <w:rFonts w:asciiTheme="minorHAnsi" w:hAnsiTheme="minorHAnsi" w:cstheme="minorHAnsi"/>
+      <w:i/>
+      <w:iCs/>
+      <w:sz w:val="28"/>
+      <w:szCs w:val="28"/>
+    </w:rPr>
+  </w:style>
+  <w:style w:type="character" w:styleId="SubtleEmphasis">
+    <w:name w:val="Subtle Emphasis"/>
+    <w:basedOn w:val="Emphasis"/>
+    <w:uiPriority w:val="19"/>
+    <w:qFormat/>
+    <w:rsid w:val="002B7171"/>
+    <w:rPr>
+      <w:rFonts w:asciiTheme="minorHAnsi" w:hAnsiTheme="minorHAnsi" w:cs="Calibri Light"/>
+      <w:i/>
+      <w:iCs/>
+      <w:color w:val="7F7F7F" w:themeColor="text1" w:themeTint="80"/>
+      <w:sz w:val="28"/>
+      <w:szCs w:val="28"/>
+    </w:rPr>
+  </w:style>
+  <w:style w:type="character" w:styleId="SubtleReference">
+    <w:name w:val="Subtle Reference"/>
+    <w:uiPriority w:val="31"/>
+    <w:qFormat/>
+    <w:rsid w:val="002B7171"/>
+    <w:rPr>
+      <w:caps/>
+      <w:color w:val="7F7F7F" w:themeColor="text1" w:themeTint="80"/>
+      <w:sz w:val="22"/>
       <w:szCs w:val="22"/>
+    </w:rPr>
+  </w:style>
+  <w:style w:type="character" w:styleId="BookTitle">
+    <w:name w:val="Book Title"/>
+    <w:basedOn w:val="DefaultParagraphFont"/>
+    <w:uiPriority w:val="33"/>
+    <w:qFormat/>
+    <w:rsid w:val="002B7171"/>
+    <w:rPr>
+      <w:b/>
+      <w:bCs/>
+      <w:i/>
+      <w:iCs/>
+      <w:spacing w:val="5"/>
     </w:rPr>
   </w:style>
 </w:styles>
